--- a/01_Manuscript/02_Results_AI.docx
+++ b/01_Manuscript/02_Results_AI.docx
@@ -60,7 +60,7 @@
           <w:i w:val="0"/>
           <w:sz w:val="24"/>
         </w:rPr>
-        <w:t>Of 59,842 participants sampled across the six NHANES cycles, 11,144 adults met all inclusion criteria (Figure 1), and were divided into 8,915 training and 2,229 held-out test participants. Metabolic syndrome was present in 5,163 participants, a crude prevalence of 46.33%. Of these, 1,201 reached the three-component threshold only because the drug-treatment clause scored a component positive that the measured value alone would not have, and would have been classified as non-cases under a measured-value-only definition (35.55% prevalence).</w:t>
+        <w:t>Of 59,842 participants sampled across the six NHANES cycles, 10,879 non-pregnant adults in the fasting subsample with complete outcome and metal data formed the analytic cohort (Figure 1), divided into 8,703 training and 2,176 held-out test participants. Metabolic syndrome was present in 5,079 participants, a crude prevalence of 46.69%. Of these, 1,237 reached the three-component threshold only because a drug-treatment clause scored a component positive that the measured value alone would not have; under a measured-value-only definition the prevalence would have been 35.32%.</w:t>
       </w:r>
     </w:p>
     <w:p>
@@ -76,7 +76,7 @@
           <w:i w:val="0"/>
           <w:sz w:val="24"/>
         </w:rPr>
-        <w:t>Survey-weighted characteristics by metabolic syndrome status are given in Table 1. Participants with metabolic syndrome were on average 13.4 years older and had a body mass index 5.5 kg/m² higher. Among the blood metals, lead and selenium were higher in the metabolic syndrome group and mercury and manganese were lower, while cadmium did not differ appreciably; every difference reaching significance was small relative to the spread of the measurements.</w:t>
+        <w:t>Survey-weighted characteristics by metabolic syndrome status are given in Table 1. Participants with metabolic syndrome were on average 13.5 years older and had a body mass index 5.5 kg/m² higher. Comparing geometric means, lead (+14%) and cadmium (+7%) were higher in the metabolic syndrome group; mercury (−8%) and manganese (−2%) were lower; selenium (+1%) did not differ at p &lt; 0.05. The percentages are the relative difference in geometric mean; all are small relative to the spread of the concentrations within each group, and none is adjusted for age, which differs sharply between the groups.</w:t>
       </w:r>
     </w:p>
     <w:p>
@@ -101,7 +101,7 @@
           <w:i w:val="0"/>
           <w:sz w:val="20"/>
         </w:rPr>
-        <w:t>Survey-weighted characteristics of the analytic cohort by metabolic syndrome status. Continuous variables are weighted means (standard error); categorical variables are weighted percentages (standard error). Standard errors account for the NHANES complex survey design via Taylor-series linearization with domain estimation.</w:t>
+        <w:t>Survey-weighted characteristics of the analytic cohort by metabolic syndrome status. Continuous variables are weighted means (standard error); blood metals are weighted geometric means (95% confidence interval); categorical variables are weighted percentages (standard error). All estimates use the fasting-subsample weight divided by six and Taylor-series linearization with the participants' own strata and primary sampling units.</w:t>
       </w:r>
     </w:p>
     <w:tbl>
@@ -124,7 +124,7 @@
         </w:trPr>
         <w:tc>
           <w:tcPr>
-            <w:tcW w:type="dxa" w:w="3816"/>
+            <w:tcW w:type="dxa" w:w="3672"/>
             <w:tcBorders>
               <w:top w:val="single" w:sz="12" w:color="000000" w:space="0"/>
               <w:bottom w:val="single" w:sz="8" w:color="000000" w:space="0"/>
@@ -151,7 +151,7 @@
         </w:tc>
         <w:tc>
           <w:tcPr>
-            <w:tcW w:type="dxa" w:w="1944"/>
+            <w:tcW w:type="dxa" w:w="2088"/>
             <w:tcBorders>
               <w:top w:val="single" w:sz="12" w:color="000000" w:space="0"/>
               <w:bottom w:val="single" w:sz="8" w:color="000000" w:space="0"/>
@@ -178,7 +178,7 @@
         </w:tc>
         <w:tc>
           <w:tcPr>
-            <w:tcW w:type="dxa" w:w="1944"/>
+            <w:tcW w:type="dxa" w:w="2088"/>
             <w:tcBorders>
               <w:top w:val="single" w:sz="12" w:color="000000" w:space="0"/>
               <w:bottom w:val="single" w:sz="8" w:color="000000" w:space="0"/>
@@ -205,7 +205,7 @@
         </w:tc>
         <w:tc>
           <w:tcPr>
-            <w:tcW w:type="dxa" w:w="1080"/>
+            <w:tcW w:type="dxa" w:w="936"/>
             <w:tcBorders>
               <w:top w:val="single" w:sz="12" w:color="000000" w:space="0"/>
               <w:bottom w:val="single" w:sz="8" w:color="000000" w:space="0"/>
@@ -237,7 +237,7 @@
         </w:trPr>
         <w:tc>
           <w:tcPr>
-            <w:tcW w:type="dxa" w:w="3816"/>
+            <w:tcW w:type="dxa" w:w="3672"/>
             <w:tcBorders>
               <w:top w:val="nil"/>
               <w:bottom w:val="nil"/>
@@ -264,7 +264,7 @@
         </w:tc>
         <w:tc>
           <w:tcPr>
-            <w:tcW w:type="dxa" w:w="1944"/>
+            <w:tcW w:type="dxa" w:w="2088"/>
             <w:tcBorders>
               <w:top w:val="nil"/>
               <w:bottom w:val="nil"/>
@@ -285,13 +285,13 @@
                 <w:i w:val="0"/>
                 <w:sz w:val="18"/>
               </w:rPr>
-              <w:t>41.82 (0.333)</w:t>
+              <w:t>41.64 (0.33)</w:t>
             </w:r>
           </w:p>
         </w:tc>
         <w:tc>
           <w:tcPr>
-            <w:tcW w:type="dxa" w:w="1944"/>
+            <w:tcW w:type="dxa" w:w="2088"/>
             <w:tcBorders>
               <w:top w:val="nil"/>
               <w:bottom w:val="nil"/>
@@ -312,13 +312,13 @@
                 <w:i w:val="0"/>
                 <w:sz w:val="18"/>
               </w:rPr>
-              <w:t>55.27 (0.319)</w:t>
+              <w:t>55.14 (0.33)</w:t>
             </w:r>
           </w:p>
         </w:tc>
         <w:tc>
           <w:tcPr>
-            <w:tcW w:type="dxa" w:w="1080"/>
+            <w:tcW w:type="dxa" w:w="936"/>
             <w:tcBorders>
               <w:top w:val="nil"/>
               <w:bottom w:val="nil"/>
@@ -350,7 +350,7 @@
         </w:trPr>
         <w:tc>
           <w:tcPr>
-            <w:tcW w:type="dxa" w:w="3816"/>
+            <w:tcW w:type="dxa" w:w="3672"/>
             <w:tcBorders>
               <w:top w:val="nil"/>
               <w:bottom w:val="nil"/>
@@ -377,7 +377,7 @@
         </w:tc>
         <w:tc>
           <w:tcPr>
-            <w:tcW w:type="dxa" w:w="1944"/>
+            <w:tcW w:type="dxa" w:w="2088"/>
             <w:tcBorders>
               <w:top w:val="nil"/>
               <w:bottom w:val="nil"/>
@@ -398,13 +398,13 @@
                 <w:i w:val="0"/>
                 <w:sz w:val="18"/>
               </w:rPr>
-              <w:t>26.53 (0.123)</w:t>
+              <w:t>26.59 (0.13)</w:t>
             </w:r>
           </w:p>
         </w:tc>
         <w:tc>
           <w:tcPr>
-            <w:tcW w:type="dxa" w:w="1944"/>
+            <w:tcW w:type="dxa" w:w="2088"/>
             <w:tcBorders>
               <w:top w:val="nil"/>
               <w:bottom w:val="nil"/>
@@ -425,13 +425,13 @@
                 <w:i w:val="0"/>
                 <w:sz w:val="18"/>
               </w:rPr>
-              <w:t>32.01 (0.183)</w:t>
+              <w:t>32.10 (0.18)</w:t>
             </w:r>
           </w:p>
         </w:tc>
         <w:tc>
           <w:tcPr>
-            <w:tcW w:type="dxa" w:w="1080"/>
+            <w:tcW w:type="dxa" w:w="936"/>
             <w:tcBorders>
               <w:top w:val="nil"/>
               <w:bottom w:val="nil"/>
@@ -463,7 +463,7 @@
         </w:trPr>
         <w:tc>
           <w:tcPr>
-            <w:tcW w:type="dxa" w:w="3816"/>
+            <w:tcW w:type="dxa" w:w="3672"/>
             <w:tcBorders>
               <w:top w:val="nil"/>
               <w:bottom w:val="nil"/>
@@ -484,13 +484,13 @@
                 <w:i w:val="0"/>
                 <w:sz w:val="18"/>
               </w:rPr>
-              <w:t>Blood lead (µg/dL)</w:t>
+              <w:t>Blood lead (µg/dL)†</w:t>
             </w:r>
           </w:p>
         </w:tc>
         <w:tc>
           <w:tcPr>
-            <w:tcW w:type="dxa" w:w="1944"/>
+            <w:tcW w:type="dxa" w:w="2088"/>
             <w:tcBorders>
               <w:top w:val="nil"/>
               <w:bottom w:val="nil"/>
@@ -511,13 +511,13 @@
                 <w:i w:val="0"/>
                 <w:sz w:val="18"/>
               </w:rPr>
-              <w:t>1.33 (0.040)</w:t>
+              <w:t>1.03 (1.00–1.06)</w:t>
             </w:r>
           </w:p>
         </w:tc>
         <w:tc>
           <w:tcPr>
-            <w:tcW w:type="dxa" w:w="1944"/>
+            <w:tcW w:type="dxa" w:w="2088"/>
             <w:tcBorders>
               <w:top w:val="nil"/>
               <w:bottom w:val="nil"/>
@@ -538,917 +538,13 @@
                 <w:i w:val="0"/>
                 <w:sz w:val="18"/>
               </w:rPr>
-              <w:t>1.48 (0.035)</w:t>
+              <w:t>1.17 (1.13–1.22)</w:t>
             </w:r>
           </w:p>
         </w:tc>
         <w:tc>
           <w:tcPr>
-            <w:tcW w:type="dxa" w:w="1080"/>
-            <w:tcBorders>
-              <w:top w:val="nil"/>
-              <w:bottom w:val="nil"/>
-              <w:left w:val="nil"/>
-              <w:right w:val="nil"/>
-            </w:tcBorders>
-          </w:tcPr>
-          <w:p>
-            <w:pPr>
-              <w:spacing w:line="240" w:lineRule="auto" w:after="30" w:before="30"/>
-              <w:jc w:val="center"/>
-            </w:pPr>
-            <w:r/>
-            <w:r>
-              <w:rPr>
-                <w:rFonts w:ascii="Times New Roman" w:hAnsi="Times New Roman" w:cs="Times New Roman" w:eastAsia="Times New Roman"/>
-                <w:b w:val="0"/>
-                <w:i w:val="0"/>
-                <w:sz w:val="18"/>
-              </w:rPr>
-              <w:t>0.007</w:t>
-            </w:r>
-          </w:p>
-        </w:tc>
-      </w:tr>
-      <w:tr>
-        <w:trPr>
-          <w:cantSplit/>
-        </w:trPr>
-        <w:tc>
-          <w:tcPr>
-            <w:tcW w:type="dxa" w:w="3816"/>
-            <w:tcBorders>
-              <w:top w:val="nil"/>
-              <w:bottom w:val="nil"/>
-              <w:left w:val="nil"/>
-              <w:right w:val="nil"/>
-            </w:tcBorders>
-          </w:tcPr>
-          <w:p>
-            <w:pPr>
-              <w:spacing w:line="240" w:lineRule="auto" w:after="30" w:before="30"/>
-              <w:jc w:val="left"/>
-            </w:pPr>
-            <w:r/>
-            <w:r>
-              <w:rPr>
-                <w:rFonts w:ascii="Times New Roman" w:hAnsi="Times New Roman" w:cs="Times New Roman" w:eastAsia="Times New Roman"/>
-                <w:b w:val="0"/>
-                <w:i w:val="0"/>
-                <w:sz w:val="18"/>
-              </w:rPr>
-              <w:t>Blood cadmium (µg/L)</w:t>
-            </w:r>
-          </w:p>
-        </w:tc>
-        <w:tc>
-          <w:tcPr>
-            <w:tcW w:type="dxa" w:w="1944"/>
-            <w:tcBorders>
-              <w:top w:val="nil"/>
-              <w:bottom w:val="nil"/>
-              <w:left w:val="nil"/>
-              <w:right w:val="nil"/>
-            </w:tcBorders>
-          </w:tcPr>
-          <w:p>
-            <w:pPr>
-              <w:spacing w:line="240" w:lineRule="auto" w:after="30" w:before="30"/>
-              <w:jc w:val="center"/>
-            </w:pPr>
-            <w:r/>
-            <w:r>
-              <w:rPr>
-                <w:rFonts w:ascii="Times New Roman" w:hAnsi="Times New Roman" w:cs="Times New Roman" w:eastAsia="Times New Roman"/>
-                <w:b w:val="0"/>
-                <w:i w:val="0"/>
-                <w:sz w:val="18"/>
-              </w:rPr>
-              <w:t>0.47 (0.011)</w:t>
-            </w:r>
-          </w:p>
-        </w:tc>
-        <w:tc>
-          <w:tcPr>
-            <w:tcW w:type="dxa" w:w="1944"/>
-            <w:tcBorders>
-              <w:top w:val="nil"/>
-              <w:bottom w:val="nil"/>
-              <w:left w:val="nil"/>
-              <w:right w:val="nil"/>
-            </w:tcBorders>
-          </w:tcPr>
-          <w:p>
-            <w:pPr>
-              <w:spacing w:line="240" w:lineRule="auto" w:after="30" w:before="30"/>
-              <w:jc w:val="center"/>
-            </w:pPr>
-            <w:r/>
-            <w:r>
-              <w:rPr>
-                <w:rFonts w:ascii="Times New Roman" w:hAnsi="Times New Roman" w:cs="Times New Roman" w:eastAsia="Times New Roman"/>
-                <w:b w:val="0"/>
-                <w:i w:val="0"/>
-                <w:sz w:val="18"/>
-              </w:rPr>
-              <w:t>0.50 (0.011)</w:t>
-            </w:r>
-          </w:p>
-        </w:tc>
-        <w:tc>
-          <w:tcPr>
-            <w:tcW w:type="dxa" w:w="1080"/>
-            <w:tcBorders>
-              <w:top w:val="nil"/>
-              <w:bottom w:val="nil"/>
-              <w:left w:val="nil"/>
-              <w:right w:val="nil"/>
-            </w:tcBorders>
-          </w:tcPr>
-          <w:p>
-            <w:pPr>
-              <w:spacing w:line="240" w:lineRule="auto" w:after="30" w:before="30"/>
-              <w:jc w:val="center"/>
-            </w:pPr>
-            <w:r/>
-            <w:r>
-              <w:rPr>
-                <w:rFonts w:ascii="Times New Roman" w:hAnsi="Times New Roman" w:cs="Times New Roman" w:eastAsia="Times New Roman"/>
-                <w:b w:val="0"/>
-                <w:i w:val="0"/>
-                <w:sz w:val="18"/>
-              </w:rPr>
-              <w:t>0.108</w:t>
-            </w:r>
-          </w:p>
-        </w:tc>
-      </w:tr>
-      <w:tr>
-        <w:trPr>
-          <w:cantSplit/>
-        </w:trPr>
-        <w:tc>
-          <w:tcPr>
-            <w:tcW w:type="dxa" w:w="3816"/>
-            <w:tcBorders>
-              <w:top w:val="nil"/>
-              <w:bottom w:val="nil"/>
-              <w:left w:val="nil"/>
-              <w:right w:val="nil"/>
-            </w:tcBorders>
-          </w:tcPr>
-          <w:p>
-            <w:pPr>
-              <w:spacing w:line="240" w:lineRule="auto" w:after="30" w:before="30"/>
-              <w:jc w:val="left"/>
-            </w:pPr>
-            <w:r/>
-            <w:r>
-              <w:rPr>
-                <w:rFonts w:ascii="Times New Roman" w:hAnsi="Times New Roman" w:cs="Times New Roman" w:eastAsia="Times New Roman"/>
-                <w:b w:val="0"/>
-                <w:i w:val="0"/>
-                <w:sz w:val="18"/>
-              </w:rPr>
-              <w:t>Blood mercury, total (µg/L)</w:t>
-            </w:r>
-          </w:p>
-        </w:tc>
-        <w:tc>
-          <w:tcPr>
-            <w:tcW w:type="dxa" w:w="1944"/>
-            <w:tcBorders>
-              <w:top w:val="nil"/>
-              <w:bottom w:val="nil"/>
-              <w:left w:val="nil"/>
-              <w:right w:val="nil"/>
-            </w:tcBorders>
-          </w:tcPr>
-          <w:p>
-            <w:pPr>
-              <w:spacing w:line="240" w:lineRule="auto" w:after="30" w:before="30"/>
-              <w:jc w:val="center"/>
-            </w:pPr>
-            <w:r/>
-            <w:r>
-              <w:rPr>
-                <w:rFonts w:ascii="Times New Roman" w:hAnsi="Times New Roman" w:cs="Times New Roman" w:eastAsia="Times New Roman"/>
-                <w:b w:val="0"/>
-                <w:i w:val="0"/>
-                <w:sz w:val="18"/>
-              </w:rPr>
-              <w:t>1.54 (0.050)</w:t>
-            </w:r>
-          </w:p>
-        </w:tc>
-        <w:tc>
-          <w:tcPr>
-            <w:tcW w:type="dxa" w:w="1944"/>
-            <w:tcBorders>
-              <w:top w:val="nil"/>
-              <w:bottom w:val="nil"/>
-              <w:left w:val="nil"/>
-              <w:right w:val="nil"/>
-            </w:tcBorders>
-          </w:tcPr>
-          <w:p>
-            <w:pPr>
-              <w:spacing w:line="240" w:lineRule="auto" w:after="30" w:before="30"/>
-              <w:jc w:val="center"/>
-            </w:pPr>
-            <w:r/>
-            <w:r>
-              <w:rPr>
-                <w:rFonts w:ascii="Times New Roman" w:hAnsi="Times New Roman" w:cs="Times New Roman" w:eastAsia="Times New Roman"/>
-                <w:b w:val="0"/>
-                <w:i w:val="0"/>
-                <w:sz w:val="18"/>
-              </w:rPr>
-              <w:t>1.37 (0.045)</w:t>
-            </w:r>
-          </w:p>
-        </w:tc>
-        <w:tc>
-          <w:tcPr>
-            <w:tcW w:type="dxa" w:w="1080"/>
-            <w:tcBorders>
-              <w:top w:val="nil"/>
-              <w:bottom w:val="nil"/>
-              <w:left w:val="nil"/>
-              <w:right w:val="nil"/>
-            </w:tcBorders>
-          </w:tcPr>
-          <w:p>
-            <w:pPr>
-              <w:spacing w:line="240" w:lineRule="auto" w:after="30" w:before="30"/>
-              <w:jc w:val="center"/>
-            </w:pPr>
-            <w:r/>
-            <w:r>
-              <w:rPr>
-                <w:rFonts w:ascii="Times New Roman" w:hAnsi="Times New Roman" w:cs="Times New Roman" w:eastAsia="Times New Roman"/>
-                <w:b w:val="0"/>
-                <w:i w:val="0"/>
-                <w:sz w:val="18"/>
-              </w:rPr>
-              <w:t>0.009</w:t>
-            </w:r>
-          </w:p>
-        </w:tc>
-      </w:tr>
-      <w:tr>
-        <w:trPr>
-          <w:cantSplit/>
-        </w:trPr>
-        <w:tc>
-          <w:tcPr>
-            <w:tcW w:type="dxa" w:w="3816"/>
-            <w:tcBorders>
-              <w:top w:val="nil"/>
-              <w:bottom w:val="nil"/>
-              <w:left w:val="nil"/>
-              <w:right w:val="nil"/>
-            </w:tcBorders>
-          </w:tcPr>
-          <w:p>
-            <w:pPr>
-              <w:spacing w:line="240" w:lineRule="auto" w:after="30" w:before="30"/>
-              <w:jc w:val="left"/>
-            </w:pPr>
-            <w:r/>
-            <w:r>
-              <w:rPr>
-                <w:rFonts w:ascii="Times New Roman" w:hAnsi="Times New Roman" w:cs="Times New Roman" w:eastAsia="Times New Roman"/>
-                <w:b w:val="0"/>
-                <w:i w:val="0"/>
-                <w:sz w:val="18"/>
-              </w:rPr>
-              <w:t>Blood selenium (µg/L)</w:t>
-            </w:r>
-          </w:p>
-        </w:tc>
-        <w:tc>
-          <w:tcPr>
-            <w:tcW w:type="dxa" w:w="1944"/>
-            <w:tcBorders>
-              <w:top w:val="nil"/>
-              <w:bottom w:val="nil"/>
-              <w:left w:val="nil"/>
-              <w:right w:val="nil"/>
-            </w:tcBorders>
-          </w:tcPr>
-          <w:p>
-            <w:pPr>
-              <w:spacing w:line="240" w:lineRule="auto" w:after="30" w:before="30"/>
-              <w:jc w:val="center"/>
-            </w:pPr>
-            <w:r/>
-            <w:r>
-              <w:rPr>
-                <w:rFonts w:ascii="Times New Roman" w:hAnsi="Times New Roman" w:cs="Times New Roman" w:eastAsia="Times New Roman"/>
-                <w:b w:val="0"/>
-                <w:i w:val="0"/>
-                <w:sz w:val="18"/>
-              </w:rPr>
-              <w:t>194.76 (0.806)</w:t>
-            </w:r>
-          </w:p>
-        </w:tc>
-        <w:tc>
-          <w:tcPr>
-            <w:tcW w:type="dxa" w:w="1944"/>
-            <w:tcBorders>
-              <w:top w:val="nil"/>
-              <w:bottom w:val="nil"/>
-              <w:left w:val="nil"/>
-              <w:right w:val="nil"/>
-            </w:tcBorders>
-          </w:tcPr>
-          <w:p>
-            <w:pPr>
-              <w:spacing w:line="240" w:lineRule="auto" w:after="30" w:before="30"/>
-              <w:jc w:val="center"/>
-            </w:pPr>
-            <w:r/>
-            <w:r>
-              <w:rPr>
-                <w:rFonts w:ascii="Times New Roman" w:hAnsi="Times New Roman" w:cs="Times New Roman" w:eastAsia="Times New Roman"/>
-                <w:b w:val="0"/>
-                <w:i w:val="0"/>
-                <w:sz w:val="18"/>
-              </w:rPr>
-              <w:t>197.95 (1.300)</w:t>
-            </w:r>
-          </w:p>
-        </w:tc>
-        <w:tc>
-          <w:tcPr>
-            <w:tcW w:type="dxa" w:w="1080"/>
-            <w:tcBorders>
-              <w:top w:val="nil"/>
-              <w:bottom w:val="nil"/>
-              <w:left w:val="nil"/>
-              <w:right w:val="nil"/>
-            </w:tcBorders>
-          </w:tcPr>
-          <w:p>
-            <w:pPr>
-              <w:spacing w:line="240" w:lineRule="auto" w:after="30" w:before="30"/>
-              <w:jc w:val="center"/>
-            </w:pPr>
-            <w:r/>
-            <w:r>
-              <w:rPr>
-                <w:rFonts w:ascii="Times New Roman" w:hAnsi="Times New Roman" w:cs="Times New Roman" w:eastAsia="Times New Roman"/>
-                <w:b w:val="0"/>
-                <w:i w:val="0"/>
-                <w:sz w:val="18"/>
-              </w:rPr>
-              <w:t>0.037</w:t>
-            </w:r>
-          </w:p>
-        </w:tc>
-      </w:tr>
-      <w:tr>
-        <w:trPr>
-          <w:cantSplit/>
-        </w:trPr>
-        <w:tc>
-          <w:tcPr>
-            <w:tcW w:type="dxa" w:w="3816"/>
-            <w:tcBorders>
-              <w:top w:val="nil"/>
-              <w:bottom w:val="nil"/>
-              <w:left w:val="nil"/>
-              <w:right w:val="nil"/>
-            </w:tcBorders>
-          </w:tcPr>
-          <w:p>
-            <w:pPr>
-              <w:spacing w:line="240" w:lineRule="auto" w:after="30" w:before="30"/>
-              <w:jc w:val="left"/>
-            </w:pPr>
-            <w:r/>
-            <w:r>
-              <w:rPr>
-                <w:rFonts w:ascii="Times New Roman" w:hAnsi="Times New Roman" w:cs="Times New Roman" w:eastAsia="Times New Roman"/>
-                <w:b w:val="0"/>
-                <w:i w:val="0"/>
-                <w:sz w:val="18"/>
-              </w:rPr>
-              <w:t>Blood manganese (µg/L)</w:t>
-            </w:r>
-          </w:p>
-        </w:tc>
-        <w:tc>
-          <w:tcPr>
-            <w:tcW w:type="dxa" w:w="1944"/>
-            <w:tcBorders>
-              <w:top w:val="nil"/>
-              <w:bottom w:val="nil"/>
-              <w:left w:val="nil"/>
-              <w:right w:val="nil"/>
-            </w:tcBorders>
-          </w:tcPr>
-          <w:p>
-            <w:pPr>
-              <w:spacing w:line="240" w:lineRule="auto" w:after="30" w:before="30"/>
-              <w:jc w:val="center"/>
-            </w:pPr>
-            <w:r/>
-            <w:r>
-              <w:rPr>
-                <w:rFonts w:ascii="Times New Roman" w:hAnsi="Times New Roman" w:cs="Times New Roman" w:eastAsia="Times New Roman"/>
-                <w:b w:val="0"/>
-                <w:i w:val="0"/>
-                <w:sz w:val="18"/>
-              </w:rPr>
-              <w:t>10.02 (0.079)</w:t>
-            </w:r>
-          </w:p>
-        </w:tc>
-        <w:tc>
-          <w:tcPr>
-            <w:tcW w:type="dxa" w:w="1944"/>
-            <w:tcBorders>
-              <w:top w:val="nil"/>
-              <w:bottom w:val="nil"/>
-              <w:left w:val="nil"/>
-              <w:right w:val="nil"/>
-            </w:tcBorders>
-          </w:tcPr>
-          <w:p>
-            <w:pPr>
-              <w:spacing w:line="240" w:lineRule="auto" w:after="30" w:before="30"/>
-              <w:jc w:val="center"/>
-            </w:pPr>
-            <w:r/>
-            <w:r>
-              <w:rPr>
-                <w:rFonts w:ascii="Times New Roman" w:hAnsi="Times New Roman" w:cs="Times New Roman" w:eastAsia="Times New Roman"/>
-                <w:b w:val="0"/>
-                <w:i w:val="0"/>
-                <w:sz w:val="18"/>
-              </w:rPr>
-              <w:t>9.68 (0.092)</w:t>
-            </w:r>
-          </w:p>
-        </w:tc>
-        <w:tc>
-          <w:tcPr>
-            <w:tcW w:type="dxa" w:w="1080"/>
-            <w:tcBorders>
-              <w:top w:val="nil"/>
-              <w:bottom w:val="nil"/>
-              <w:left w:val="nil"/>
-              <w:right w:val="nil"/>
-            </w:tcBorders>
-          </w:tcPr>
-          <w:p>
-            <w:pPr>
-              <w:spacing w:line="240" w:lineRule="auto" w:after="30" w:before="30"/>
-              <w:jc w:val="center"/>
-            </w:pPr>
-            <w:r/>
-            <w:r>
-              <w:rPr>
-                <w:rFonts w:ascii="Times New Roman" w:hAnsi="Times New Roman" w:cs="Times New Roman" w:eastAsia="Times New Roman"/>
-                <w:b w:val="0"/>
-                <w:i w:val="0"/>
-                <w:sz w:val="18"/>
-              </w:rPr>
-              <w:t>0.005</w:t>
-            </w:r>
-          </w:p>
-        </w:tc>
-      </w:tr>
-      <w:tr>
-        <w:trPr>
-          <w:cantSplit/>
-        </w:trPr>
-        <w:tc>
-          <w:tcPr>
-            <w:tcW w:type="dxa" w:w="3816"/>
-            <w:tcBorders>
-              <w:top w:val="nil"/>
-              <w:bottom w:val="nil"/>
-              <w:left w:val="nil"/>
-              <w:right w:val="nil"/>
-            </w:tcBorders>
-          </w:tcPr>
-          <w:p>
-            <w:pPr>
-              <w:spacing w:line="240" w:lineRule="auto" w:after="30" w:before="30"/>
-              <w:jc w:val="left"/>
-            </w:pPr>
-            <w:r/>
-            <w:r>
-              <w:rPr>
-                <w:rFonts w:ascii="Times New Roman" w:hAnsi="Times New Roman" w:cs="Times New Roman" w:eastAsia="Times New Roman"/>
-                <w:b w:val="0"/>
-                <w:i w:val="0"/>
-                <w:sz w:val="18"/>
-              </w:rPr>
-              <w:t>Income-to-poverty ratio</w:t>
-            </w:r>
-          </w:p>
-        </w:tc>
-        <w:tc>
-          <w:tcPr>
-            <w:tcW w:type="dxa" w:w="1944"/>
-            <w:tcBorders>
-              <w:top w:val="nil"/>
-              <w:bottom w:val="nil"/>
-              <w:left w:val="nil"/>
-              <w:right w:val="nil"/>
-            </w:tcBorders>
-          </w:tcPr>
-          <w:p>
-            <w:pPr>
-              <w:spacing w:line="240" w:lineRule="auto" w:after="30" w:before="30"/>
-              <w:jc w:val="center"/>
-            </w:pPr>
-            <w:r/>
-            <w:r>
-              <w:rPr>
-                <w:rFonts w:ascii="Times New Roman" w:hAnsi="Times New Roman" w:cs="Times New Roman" w:eastAsia="Times New Roman"/>
-                <w:b w:val="0"/>
-                <w:i w:val="0"/>
-                <w:sz w:val="18"/>
-              </w:rPr>
-              <w:t>3.02 (0.043)</w:t>
-            </w:r>
-          </w:p>
-        </w:tc>
-        <w:tc>
-          <w:tcPr>
-            <w:tcW w:type="dxa" w:w="1944"/>
-            <w:tcBorders>
-              <w:top w:val="nil"/>
-              <w:bottom w:val="nil"/>
-              <w:left w:val="nil"/>
-              <w:right w:val="nil"/>
-            </w:tcBorders>
-          </w:tcPr>
-          <w:p>
-            <w:pPr>
-              <w:spacing w:line="240" w:lineRule="auto" w:after="30" w:before="30"/>
-              <w:jc w:val="center"/>
-            </w:pPr>
-            <w:r/>
-            <w:r>
-              <w:rPr>
-                <w:rFonts w:ascii="Times New Roman" w:hAnsi="Times New Roman" w:cs="Times New Roman" w:eastAsia="Times New Roman"/>
-                <w:b w:val="0"/>
-                <w:i w:val="0"/>
-                <w:sz w:val="18"/>
-              </w:rPr>
-              <w:t>2.94 (0.051)</w:t>
-            </w:r>
-          </w:p>
-        </w:tc>
-        <w:tc>
-          <w:tcPr>
-            <w:tcW w:type="dxa" w:w="1080"/>
-            <w:tcBorders>
-              <w:top w:val="nil"/>
-              <w:bottom w:val="nil"/>
-              <w:left w:val="nil"/>
-              <w:right w:val="nil"/>
-            </w:tcBorders>
-          </w:tcPr>
-          <w:p>
-            <w:pPr>
-              <w:spacing w:line="240" w:lineRule="auto" w:after="30" w:before="30"/>
-              <w:jc w:val="center"/>
-            </w:pPr>
-            <w:r/>
-            <w:r>
-              <w:rPr>
-                <w:rFonts w:ascii="Times New Roman" w:hAnsi="Times New Roman" w:cs="Times New Roman" w:eastAsia="Times New Roman"/>
-                <w:b w:val="0"/>
-                <w:i w:val="0"/>
-                <w:sz w:val="18"/>
-              </w:rPr>
-              <w:t>0.209</w:t>
-            </w:r>
-          </w:p>
-        </w:tc>
-      </w:tr>
-      <w:tr>
-        <w:trPr>
-          <w:cantSplit/>
-        </w:trPr>
-        <w:tc>
-          <w:tcPr>
-            <w:tcW w:type="dxa" w:w="3816"/>
-            <w:tcBorders>
-              <w:top w:val="nil"/>
-              <w:bottom w:val="nil"/>
-              <w:left w:val="nil"/>
-              <w:right w:val="nil"/>
-            </w:tcBorders>
-          </w:tcPr>
-          <w:p>
-            <w:pPr>
-              <w:spacing w:line="240" w:lineRule="auto" w:after="30" w:before="30"/>
-              <w:jc w:val="left"/>
-            </w:pPr>
-            <w:r/>
-            <w:r>
-              <w:rPr>
-                <w:rFonts w:ascii="Times New Roman" w:hAnsi="Times New Roman" w:cs="Times New Roman" w:eastAsia="Times New Roman"/>
-                <w:b w:val="0"/>
-                <w:i w:val="0"/>
-                <w:sz w:val="18"/>
-              </w:rPr>
-              <w:t>Sex: Male</w:t>
-            </w:r>
-          </w:p>
-        </w:tc>
-        <w:tc>
-          <w:tcPr>
-            <w:tcW w:type="dxa" w:w="1944"/>
-            <w:tcBorders>
-              <w:top w:val="nil"/>
-              <w:bottom w:val="nil"/>
-              <w:left w:val="nil"/>
-              <w:right w:val="nil"/>
-            </w:tcBorders>
-          </w:tcPr>
-          <w:p>
-            <w:pPr>
-              <w:spacing w:line="240" w:lineRule="auto" w:after="30" w:before="30"/>
-              <w:jc w:val="center"/>
-            </w:pPr>
-            <w:r/>
-            <w:r>
-              <w:rPr>
-                <w:rFonts w:ascii="Times New Roman" w:hAnsi="Times New Roman" w:cs="Times New Roman" w:eastAsia="Times New Roman"/>
-                <w:b w:val="0"/>
-                <w:i w:val="0"/>
-                <w:sz w:val="18"/>
-              </w:rPr>
-              <w:t>48.70 (0.814)</w:t>
-            </w:r>
-          </w:p>
-        </w:tc>
-        <w:tc>
-          <w:tcPr>
-            <w:tcW w:type="dxa" w:w="1944"/>
-            <w:tcBorders>
-              <w:top w:val="nil"/>
-              <w:bottom w:val="nil"/>
-              <w:left w:val="nil"/>
-              <w:right w:val="nil"/>
-            </w:tcBorders>
-          </w:tcPr>
-          <w:p>
-            <w:pPr>
-              <w:spacing w:line="240" w:lineRule="auto" w:after="30" w:before="30"/>
-              <w:jc w:val="center"/>
-            </w:pPr>
-            <w:r/>
-            <w:r>
-              <w:rPr>
-                <w:rFonts w:ascii="Times New Roman" w:hAnsi="Times New Roman" w:cs="Times New Roman" w:eastAsia="Times New Roman"/>
-                <w:b w:val="0"/>
-                <w:i w:val="0"/>
-                <w:sz w:val="18"/>
-              </w:rPr>
-              <w:t>50.19 (1.063)</w:t>
-            </w:r>
-          </w:p>
-        </w:tc>
-        <w:tc>
-          <w:tcPr>
-            <w:tcW w:type="dxa" w:w="1080"/>
-            <w:tcBorders>
-              <w:top w:val="nil"/>
-              <w:bottom w:val="nil"/>
-              <w:left w:val="nil"/>
-              <w:right w:val="nil"/>
-            </w:tcBorders>
-          </w:tcPr>
-          <w:p>
-            <w:pPr>
-              <w:spacing w:line="240" w:lineRule="auto" w:after="30" w:before="30"/>
-              <w:jc w:val="center"/>
-            </w:pPr>
-            <w:r/>
-            <w:r>
-              <w:rPr>
-                <w:rFonts w:ascii="Times New Roman" w:hAnsi="Times New Roman" w:cs="Times New Roman" w:eastAsia="Times New Roman"/>
-                <w:b w:val="0"/>
-                <w:i w:val="0"/>
-                <w:sz w:val="18"/>
-              </w:rPr>
-              <w:t>0.125</w:t>
-            </w:r>
-          </w:p>
-        </w:tc>
-      </w:tr>
-      <w:tr>
-        <w:trPr>
-          <w:cantSplit/>
-        </w:trPr>
-        <w:tc>
-          <w:tcPr>
-            <w:tcW w:type="dxa" w:w="3816"/>
-            <w:tcBorders>
-              <w:top w:val="nil"/>
-              <w:bottom w:val="nil"/>
-              <w:left w:val="nil"/>
-              <w:right w:val="nil"/>
-            </w:tcBorders>
-          </w:tcPr>
-          <w:p>
-            <w:pPr>
-              <w:spacing w:line="240" w:lineRule="auto" w:after="30" w:before="30"/>
-              <w:jc w:val="left"/>
-            </w:pPr>
-            <w:r/>
-            <w:r>
-              <w:rPr>
-                <w:rFonts w:ascii="Times New Roman" w:hAnsi="Times New Roman" w:cs="Times New Roman" w:eastAsia="Times New Roman"/>
-                <w:b w:val="0"/>
-                <w:i w:val="0"/>
-                <w:sz w:val="18"/>
-              </w:rPr>
-              <w:t>Sex: Female</w:t>
-            </w:r>
-          </w:p>
-        </w:tc>
-        <w:tc>
-          <w:tcPr>
-            <w:tcW w:type="dxa" w:w="1944"/>
-            <w:tcBorders>
-              <w:top w:val="nil"/>
-              <w:bottom w:val="nil"/>
-              <w:left w:val="nil"/>
-              <w:right w:val="nil"/>
-            </w:tcBorders>
-          </w:tcPr>
-          <w:p>
-            <w:pPr>
-              <w:spacing w:line="240" w:lineRule="auto" w:after="30" w:before="30"/>
-              <w:jc w:val="center"/>
-            </w:pPr>
-            <w:r/>
-            <w:r>
-              <w:rPr>
-                <w:rFonts w:ascii="Times New Roman" w:hAnsi="Times New Roman" w:cs="Times New Roman" w:eastAsia="Times New Roman"/>
-                <w:b w:val="0"/>
-                <w:i w:val="0"/>
-                <w:sz w:val="18"/>
-              </w:rPr>
-              <w:t>51.30 (0.814)</w:t>
-            </w:r>
-          </w:p>
-        </w:tc>
-        <w:tc>
-          <w:tcPr>
-            <w:tcW w:type="dxa" w:w="1944"/>
-            <w:tcBorders>
-              <w:top w:val="nil"/>
-              <w:bottom w:val="nil"/>
-              <w:left w:val="nil"/>
-              <w:right w:val="nil"/>
-            </w:tcBorders>
-          </w:tcPr>
-          <w:p>
-            <w:pPr>
-              <w:spacing w:line="240" w:lineRule="auto" w:after="30" w:before="30"/>
-              <w:jc w:val="center"/>
-            </w:pPr>
-            <w:r/>
-            <w:r>
-              <w:rPr>
-                <w:rFonts w:ascii="Times New Roman" w:hAnsi="Times New Roman" w:cs="Times New Roman" w:eastAsia="Times New Roman"/>
-                <w:b w:val="0"/>
-                <w:i w:val="0"/>
-                <w:sz w:val="18"/>
-              </w:rPr>
-              <w:t>49.81 (1.063)</w:t>
-            </w:r>
-          </w:p>
-        </w:tc>
-        <w:tc>
-          <w:tcPr>
-            <w:tcW w:type="dxa" w:w="1080"/>
-            <w:tcBorders>
-              <w:top w:val="nil"/>
-              <w:bottom w:val="nil"/>
-              <w:left w:val="nil"/>
-              <w:right w:val="nil"/>
-            </w:tcBorders>
-          </w:tcPr>
-          <w:p>
-            <w:pPr>
-              <w:spacing w:line="240" w:lineRule="auto" w:after="30" w:before="30"/>
-              <w:jc w:val="center"/>
-            </w:pPr>
-            <w:r/>
-            <w:r>
-              <w:rPr>
-                <w:rFonts w:ascii="Times New Roman" w:hAnsi="Times New Roman" w:cs="Times New Roman" w:eastAsia="Times New Roman"/>
-                <w:b w:val="0"/>
-                <w:i w:val="0"/>
-                <w:sz w:val="18"/>
-              </w:rPr>
-              <w:t>0.125</w:t>
-            </w:r>
-          </w:p>
-        </w:tc>
-      </w:tr>
-      <w:tr>
-        <w:trPr>
-          <w:cantSplit/>
-        </w:trPr>
-        <w:tc>
-          <w:tcPr>
-            <w:tcW w:type="dxa" w:w="3816"/>
-            <w:tcBorders>
-              <w:top w:val="nil"/>
-              <w:bottom w:val="nil"/>
-              <w:left w:val="nil"/>
-              <w:right w:val="nil"/>
-            </w:tcBorders>
-          </w:tcPr>
-          <w:p>
-            <w:pPr>
-              <w:spacing w:line="240" w:lineRule="auto" w:after="30" w:before="30"/>
-              <w:jc w:val="left"/>
-            </w:pPr>
-            <w:r/>
-            <w:r>
-              <w:rPr>
-                <w:rFonts w:ascii="Times New Roman" w:hAnsi="Times New Roman" w:cs="Times New Roman" w:eastAsia="Times New Roman"/>
-                <w:b w:val="0"/>
-                <w:i w:val="0"/>
-                <w:sz w:val="18"/>
-              </w:rPr>
-              <w:t>Race/ethnicity: Mexican American</w:t>
-            </w:r>
-          </w:p>
-        </w:tc>
-        <w:tc>
-          <w:tcPr>
-            <w:tcW w:type="dxa" w:w="1944"/>
-            <w:tcBorders>
-              <w:top w:val="nil"/>
-              <w:bottom w:val="nil"/>
-              <w:left w:val="nil"/>
-              <w:right w:val="nil"/>
-            </w:tcBorders>
-          </w:tcPr>
-          <w:p>
-            <w:pPr>
-              <w:spacing w:line="240" w:lineRule="auto" w:after="30" w:before="30"/>
-              <w:jc w:val="center"/>
-            </w:pPr>
-            <w:r/>
-            <w:r>
-              <w:rPr>
-                <w:rFonts w:ascii="Times New Roman" w:hAnsi="Times New Roman" w:cs="Times New Roman" w:eastAsia="Times New Roman"/>
-                <w:b w:val="0"/>
-                <w:i w:val="0"/>
-                <w:sz w:val="18"/>
-              </w:rPr>
-              <w:t>9.30 (0.818)</w:t>
-            </w:r>
-          </w:p>
-        </w:tc>
-        <w:tc>
-          <w:tcPr>
-            <w:tcW w:type="dxa" w:w="1944"/>
-            <w:tcBorders>
-              <w:top w:val="nil"/>
-              <w:bottom w:val="nil"/>
-              <w:left w:val="nil"/>
-              <w:right w:val="nil"/>
-            </w:tcBorders>
-          </w:tcPr>
-          <w:p>
-            <w:pPr>
-              <w:spacing w:line="240" w:lineRule="auto" w:after="30" w:before="30"/>
-              <w:jc w:val="center"/>
-            </w:pPr>
-            <w:r/>
-            <w:r>
-              <w:rPr>
-                <w:rFonts w:ascii="Times New Roman" w:hAnsi="Times New Roman" w:cs="Times New Roman" w:eastAsia="Times New Roman"/>
-                <w:b w:val="0"/>
-                <w:i w:val="0"/>
-                <w:sz w:val="18"/>
-              </w:rPr>
-              <w:t>8.36 (0.860)</w:t>
-            </w:r>
-          </w:p>
-        </w:tc>
-        <w:tc>
-          <w:tcPr>
-            <w:tcW w:type="dxa" w:w="1080"/>
+            <w:tcW w:type="dxa" w:w="936"/>
             <w:tcBorders>
               <w:top w:val="nil"/>
               <w:bottom w:val="nil"/>
@@ -1480,7 +576,7 @@
         </w:trPr>
         <w:tc>
           <w:tcPr>
-            <w:tcW w:type="dxa" w:w="3816"/>
+            <w:tcW w:type="dxa" w:w="3672"/>
             <w:tcBorders>
               <w:top w:val="nil"/>
               <w:bottom w:val="nil"/>
@@ -1501,13 +597,13 @@
                 <w:i w:val="0"/>
                 <w:sz w:val="18"/>
               </w:rPr>
-              <w:t>Race/ethnicity: Other Hispanic</w:t>
+              <w:t>Blood cadmium (µg/L)†</w:t>
             </w:r>
           </w:p>
         </w:tc>
         <w:tc>
           <w:tcPr>
-            <w:tcW w:type="dxa" w:w="1944"/>
+            <w:tcW w:type="dxa" w:w="2088"/>
             <w:tcBorders>
               <w:top w:val="nil"/>
               <w:bottom w:val="nil"/>
@@ -1528,13 +624,13 @@
                 <w:i w:val="0"/>
                 <w:sz w:val="18"/>
               </w:rPr>
-              <w:t>6.58 (0.620)</w:t>
+              <w:t>0.32 (0.31–0.33)</w:t>
             </w:r>
           </w:p>
         </w:tc>
         <w:tc>
           <w:tcPr>
-            <w:tcW w:type="dxa" w:w="1944"/>
+            <w:tcW w:type="dxa" w:w="2088"/>
             <w:tcBorders>
               <w:top w:val="nil"/>
               <w:bottom w:val="nil"/>
@@ -1555,13 +651,804 @@
                 <w:i w:val="0"/>
                 <w:sz w:val="18"/>
               </w:rPr>
-              <w:t>5.39 (0.572)</w:t>
+              <w:t>0.34 (0.33–0.35)</w:t>
             </w:r>
           </w:p>
         </w:tc>
         <w:tc>
           <w:tcPr>
-            <w:tcW w:type="dxa" w:w="1080"/>
+            <w:tcW w:type="dxa" w:w="936"/>
+            <w:tcBorders>
+              <w:top w:val="nil"/>
+              <w:bottom w:val="nil"/>
+              <w:left w:val="nil"/>
+              <w:right w:val="nil"/>
+            </w:tcBorders>
+          </w:tcPr>
+          <w:p>
+            <w:pPr>
+              <w:spacing w:line="240" w:lineRule="auto" w:after="30" w:before="30"/>
+              <w:jc w:val="center"/>
+            </w:pPr>
+            <w:r/>
+            <w:r>
+              <w:rPr>
+                <w:rFonts w:ascii="Times New Roman" w:hAnsi="Times New Roman" w:cs="Times New Roman" w:eastAsia="Times New Roman"/>
+                <w:b w:val="0"/>
+                <w:i w:val="0"/>
+                <w:sz w:val="18"/>
+              </w:rPr>
+              <w:t>0.002</w:t>
+            </w:r>
+          </w:p>
+        </w:tc>
+      </w:tr>
+      <w:tr>
+        <w:trPr>
+          <w:cantSplit/>
+        </w:trPr>
+        <w:tc>
+          <w:tcPr>
+            <w:tcW w:type="dxa" w:w="3672"/>
+            <w:tcBorders>
+              <w:top w:val="nil"/>
+              <w:bottom w:val="nil"/>
+              <w:left w:val="nil"/>
+              <w:right w:val="nil"/>
+            </w:tcBorders>
+          </w:tcPr>
+          <w:p>
+            <w:pPr>
+              <w:spacing w:line="240" w:lineRule="auto" w:after="30" w:before="30"/>
+              <w:jc w:val="left"/>
+            </w:pPr>
+            <w:r/>
+            <w:r>
+              <w:rPr>
+                <w:rFonts w:ascii="Times New Roman" w:hAnsi="Times New Roman" w:cs="Times New Roman" w:eastAsia="Times New Roman"/>
+                <w:b w:val="0"/>
+                <w:i w:val="0"/>
+                <w:sz w:val="18"/>
+              </w:rPr>
+              <w:t>Blood mercury, total (µg/L)†</w:t>
+            </w:r>
+          </w:p>
+        </w:tc>
+        <w:tc>
+          <w:tcPr>
+            <w:tcW w:type="dxa" w:w="2088"/>
+            <w:tcBorders>
+              <w:top w:val="nil"/>
+              <w:bottom w:val="nil"/>
+              <w:left w:val="nil"/>
+              <w:right w:val="nil"/>
+            </w:tcBorders>
+          </w:tcPr>
+          <w:p>
+            <w:pPr>
+              <w:spacing w:line="240" w:lineRule="auto" w:after="30" w:before="30"/>
+              <w:jc w:val="center"/>
+            </w:pPr>
+            <w:r/>
+            <w:r>
+              <w:rPr>
+                <w:rFonts w:ascii="Times New Roman" w:hAnsi="Times New Roman" w:cs="Times New Roman" w:eastAsia="Times New Roman"/>
+                <w:b w:val="0"/>
+                <w:i w:val="0"/>
+                <w:sz w:val="18"/>
+              </w:rPr>
+              <w:t>0.91 (0.86–0.96)</w:t>
+            </w:r>
+          </w:p>
+        </w:tc>
+        <w:tc>
+          <w:tcPr>
+            <w:tcW w:type="dxa" w:w="2088"/>
+            <w:tcBorders>
+              <w:top w:val="nil"/>
+              <w:bottom w:val="nil"/>
+              <w:left w:val="nil"/>
+              <w:right w:val="nil"/>
+            </w:tcBorders>
+          </w:tcPr>
+          <w:p>
+            <w:pPr>
+              <w:spacing w:line="240" w:lineRule="auto" w:after="30" w:before="30"/>
+              <w:jc w:val="center"/>
+            </w:pPr>
+            <w:r/>
+            <w:r>
+              <w:rPr>
+                <w:rFonts w:ascii="Times New Roman" w:hAnsi="Times New Roman" w:cs="Times New Roman" w:eastAsia="Times New Roman"/>
+                <w:b w:val="0"/>
+                <w:i w:val="0"/>
+                <w:sz w:val="18"/>
+              </w:rPr>
+              <w:t>0.84 (0.79–0.88)</w:t>
+            </w:r>
+          </w:p>
+        </w:tc>
+        <w:tc>
+          <w:tcPr>
+            <w:tcW w:type="dxa" w:w="936"/>
+            <w:tcBorders>
+              <w:top w:val="nil"/>
+              <w:bottom w:val="nil"/>
+              <w:left w:val="nil"/>
+              <w:right w:val="nil"/>
+            </w:tcBorders>
+          </w:tcPr>
+          <w:p>
+            <w:pPr>
+              <w:spacing w:line="240" w:lineRule="auto" w:after="30" w:before="30"/>
+              <w:jc w:val="center"/>
+            </w:pPr>
+            <w:r/>
+            <w:r>
+              <w:rPr>
+                <w:rFonts w:ascii="Times New Roman" w:hAnsi="Times New Roman" w:cs="Times New Roman" w:eastAsia="Times New Roman"/>
+                <w:b w:val="0"/>
+                <w:i w:val="0"/>
+                <w:sz w:val="18"/>
+              </w:rPr>
+              <w:t>0.001</w:t>
+            </w:r>
+          </w:p>
+        </w:tc>
+      </w:tr>
+      <w:tr>
+        <w:trPr>
+          <w:cantSplit/>
+        </w:trPr>
+        <w:tc>
+          <w:tcPr>
+            <w:tcW w:type="dxa" w:w="3672"/>
+            <w:tcBorders>
+              <w:top w:val="nil"/>
+              <w:bottom w:val="nil"/>
+              <w:left w:val="nil"/>
+              <w:right w:val="nil"/>
+            </w:tcBorders>
+          </w:tcPr>
+          <w:p>
+            <w:pPr>
+              <w:spacing w:line="240" w:lineRule="auto" w:after="30" w:before="30"/>
+              <w:jc w:val="left"/>
+            </w:pPr>
+            <w:r/>
+            <w:r>
+              <w:rPr>
+                <w:rFonts w:ascii="Times New Roman" w:hAnsi="Times New Roman" w:cs="Times New Roman" w:eastAsia="Times New Roman"/>
+                <w:b w:val="0"/>
+                <w:i w:val="0"/>
+                <w:sz w:val="18"/>
+              </w:rPr>
+              <w:t>Blood selenium (µg/L)†</w:t>
+            </w:r>
+          </w:p>
+        </w:tc>
+        <w:tc>
+          <w:tcPr>
+            <w:tcW w:type="dxa" w:w="2088"/>
+            <w:tcBorders>
+              <w:top w:val="nil"/>
+              <w:bottom w:val="nil"/>
+              <w:left w:val="nil"/>
+              <w:right w:val="nil"/>
+            </w:tcBorders>
+          </w:tcPr>
+          <w:p>
+            <w:pPr>
+              <w:spacing w:line="240" w:lineRule="auto" w:after="30" w:before="30"/>
+              <w:jc w:val="center"/>
+            </w:pPr>
+            <w:r/>
+            <w:r>
+              <w:rPr>
+                <w:rFonts w:ascii="Times New Roman" w:hAnsi="Times New Roman" w:cs="Times New Roman" w:eastAsia="Times New Roman"/>
+                <w:b w:val="0"/>
+                <w:i w:val="0"/>
+                <w:sz w:val="18"/>
+              </w:rPr>
+              <w:t>193.07 (191.63–194.53)</w:t>
+            </w:r>
+          </w:p>
+        </w:tc>
+        <w:tc>
+          <w:tcPr>
+            <w:tcW w:type="dxa" w:w="2088"/>
+            <w:tcBorders>
+              <w:top w:val="nil"/>
+              <w:bottom w:val="nil"/>
+              <w:left w:val="nil"/>
+              <w:right w:val="nil"/>
+            </w:tcBorders>
+          </w:tcPr>
+          <w:p>
+            <w:pPr>
+              <w:spacing w:line="240" w:lineRule="auto" w:after="30" w:before="30"/>
+              <w:jc w:val="center"/>
+            </w:pPr>
+            <w:r/>
+            <w:r>
+              <w:rPr>
+                <w:rFonts w:ascii="Times New Roman" w:hAnsi="Times New Roman" w:cs="Times New Roman" w:eastAsia="Times New Roman"/>
+                <w:b w:val="0"/>
+                <w:i w:val="0"/>
+                <w:sz w:val="18"/>
+              </w:rPr>
+              <w:t>195.10 (192.66–197.57)</w:t>
+            </w:r>
+          </w:p>
+        </w:tc>
+        <w:tc>
+          <w:tcPr>
+            <w:tcW w:type="dxa" w:w="936"/>
+            <w:tcBorders>
+              <w:top w:val="nil"/>
+              <w:bottom w:val="nil"/>
+              <w:left w:val="nil"/>
+              <w:right w:val="nil"/>
+            </w:tcBorders>
+          </w:tcPr>
+          <w:p>
+            <w:pPr>
+              <w:spacing w:line="240" w:lineRule="auto" w:after="30" w:before="30"/>
+              <w:jc w:val="center"/>
+            </w:pPr>
+            <w:r/>
+            <w:r>
+              <w:rPr>
+                <w:rFonts w:ascii="Times New Roman" w:hAnsi="Times New Roman" w:cs="Times New Roman" w:eastAsia="Times New Roman"/>
+                <w:b w:val="0"/>
+                <w:i w:val="0"/>
+                <w:sz w:val="18"/>
+              </w:rPr>
+              <w:t>0.069</w:t>
+            </w:r>
+          </w:p>
+        </w:tc>
+      </w:tr>
+      <w:tr>
+        <w:trPr>
+          <w:cantSplit/>
+        </w:trPr>
+        <w:tc>
+          <w:tcPr>
+            <w:tcW w:type="dxa" w:w="3672"/>
+            <w:tcBorders>
+              <w:top w:val="nil"/>
+              <w:bottom w:val="nil"/>
+              <w:left w:val="nil"/>
+              <w:right w:val="nil"/>
+            </w:tcBorders>
+          </w:tcPr>
+          <w:p>
+            <w:pPr>
+              <w:spacing w:line="240" w:lineRule="auto" w:after="30" w:before="30"/>
+              <w:jc w:val="left"/>
+            </w:pPr>
+            <w:r/>
+            <w:r>
+              <w:rPr>
+                <w:rFonts w:ascii="Times New Roman" w:hAnsi="Times New Roman" w:cs="Times New Roman" w:eastAsia="Times New Roman"/>
+                <w:b w:val="0"/>
+                <w:i w:val="0"/>
+                <w:sz w:val="18"/>
+              </w:rPr>
+              <w:t>Blood manganese (µg/L)†</w:t>
+            </w:r>
+          </w:p>
+        </w:tc>
+        <w:tc>
+          <w:tcPr>
+            <w:tcW w:type="dxa" w:w="2088"/>
+            <w:tcBorders>
+              <w:top w:val="nil"/>
+              <w:bottom w:val="nil"/>
+              <w:left w:val="nil"/>
+              <w:right w:val="nil"/>
+            </w:tcBorders>
+          </w:tcPr>
+          <w:p>
+            <w:pPr>
+              <w:spacing w:line="240" w:lineRule="auto" w:after="30" w:before="30"/>
+              <w:jc w:val="center"/>
+            </w:pPr>
+            <w:r/>
+            <w:r>
+              <w:rPr>
+                <w:rFonts w:ascii="Times New Roman" w:hAnsi="Times New Roman" w:cs="Times New Roman" w:eastAsia="Times New Roman"/>
+                <w:b w:val="0"/>
+                <w:i w:val="0"/>
+                <w:sz w:val="18"/>
+              </w:rPr>
+              <w:t>9.38 (9.24–9.52)</w:t>
+            </w:r>
+          </w:p>
+        </w:tc>
+        <w:tc>
+          <w:tcPr>
+            <w:tcW w:type="dxa" w:w="2088"/>
+            <w:tcBorders>
+              <w:top w:val="nil"/>
+              <w:bottom w:val="nil"/>
+              <w:left w:val="nil"/>
+              <w:right w:val="nil"/>
+            </w:tcBorders>
+          </w:tcPr>
+          <w:p>
+            <w:pPr>
+              <w:spacing w:line="240" w:lineRule="auto" w:after="30" w:before="30"/>
+              <w:jc w:val="center"/>
+            </w:pPr>
+            <w:r/>
+            <w:r>
+              <w:rPr>
+                <w:rFonts w:ascii="Times New Roman" w:hAnsi="Times New Roman" w:cs="Times New Roman" w:eastAsia="Times New Roman"/>
+                <w:b w:val="0"/>
+                <w:i w:val="0"/>
+                <w:sz w:val="18"/>
+              </w:rPr>
+              <w:t>9.16 (9.01–9.30)</w:t>
+            </w:r>
+          </w:p>
+        </w:tc>
+        <w:tc>
+          <w:tcPr>
+            <w:tcW w:type="dxa" w:w="936"/>
+            <w:tcBorders>
+              <w:top w:val="nil"/>
+              <w:bottom w:val="nil"/>
+              <w:left w:val="nil"/>
+              <w:right w:val="nil"/>
+            </w:tcBorders>
+          </w:tcPr>
+          <w:p>
+            <w:pPr>
+              <w:spacing w:line="240" w:lineRule="auto" w:after="30" w:before="30"/>
+              <w:jc w:val="center"/>
+            </w:pPr>
+            <w:r/>
+            <w:r>
+              <w:rPr>
+                <w:rFonts w:ascii="Times New Roman" w:hAnsi="Times New Roman" w:cs="Times New Roman" w:eastAsia="Times New Roman"/>
+                <w:b w:val="0"/>
+                <w:i w:val="0"/>
+                <w:sz w:val="18"/>
+              </w:rPr>
+              <w:t>0.034</w:t>
+            </w:r>
+          </w:p>
+        </w:tc>
+      </w:tr>
+      <w:tr>
+        <w:trPr>
+          <w:cantSplit/>
+        </w:trPr>
+        <w:tc>
+          <w:tcPr>
+            <w:tcW w:type="dxa" w:w="3672"/>
+            <w:tcBorders>
+              <w:top w:val="nil"/>
+              <w:bottom w:val="nil"/>
+              <w:left w:val="nil"/>
+              <w:right w:val="nil"/>
+            </w:tcBorders>
+          </w:tcPr>
+          <w:p>
+            <w:pPr>
+              <w:spacing w:line="240" w:lineRule="auto" w:after="30" w:before="30"/>
+              <w:jc w:val="left"/>
+            </w:pPr>
+            <w:r/>
+            <w:r>
+              <w:rPr>
+                <w:rFonts w:ascii="Times New Roman" w:hAnsi="Times New Roman" w:cs="Times New Roman" w:eastAsia="Times New Roman"/>
+                <w:b w:val="0"/>
+                <w:i w:val="0"/>
+                <w:sz w:val="18"/>
+              </w:rPr>
+              <w:t>Income-to-poverty ratio</w:t>
+            </w:r>
+          </w:p>
+        </w:tc>
+        <w:tc>
+          <w:tcPr>
+            <w:tcW w:type="dxa" w:w="2088"/>
+            <w:tcBorders>
+              <w:top w:val="nil"/>
+              <w:bottom w:val="nil"/>
+              <w:left w:val="nil"/>
+              <w:right w:val="nil"/>
+            </w:tcBorders>
+          </w:tcPr>
+          <w:p>
+            <w:pPr>
+              <w:spacing w:line="240" w:lineRule="auto" w:after="30" w:before="30"/>
+              <w:jc w:val="center"/>
+            </w:pPr>
+            <w:r/>
+            <w:r>
+              <w:rPr>
+                <w:rFonts w:ascii="Times New Roman" w:hAnsi="Times New Roman" w:cs="Times New Roman" w:eastAsia="Times New Roman"/>
+                <w:b w:val="0"/>
+                <w:i w:val="0"/>
+                <w:sz w:val="18"/>
+              </w:rPr>
+              <w:t>3.02 (0.04)</w:t>
+            </w:r>
+          </w:p>
+        </w:tc>
+        <w:tc>
+          <w:tcPr>
+            <w:tcW w:type="dxa" w:w="2088"/>
+            <w:tcBorders>
+              <w:top w:val="nil"/>
+              <w:bottom w:val="nil"/>
+              <w:left w:val="nil"/>
+              <w:right w:val="nil"/>
+            </w:tcBorders>
+          </w:tcPr>
+          <w:p>
+            <w:pPr>
+              <w:spacing w:line="240" w:lineRule="auto" w:after="30" w:before="30"/>
+              <w:jc w:val="center"/>
+            </w:pPr>
+            <w:r/>
+            <w:r>
+              <w:rPr>
+                <w:rFonts w:ascii="Times New Roman" w:hAnsi="Times New Roman" w:cs="Times New Roman" w:eastAsia="Times New Roman"/>
+                <w:b w:val="0"/>
+                <w:i w:val="0"/>
+                <w:sz w:val="18"/>
+              </w:rPr>
+              <w:t>2.93 (0.05)</w:t>
+            </w:r>
+          </w:p>
+        </w:tc>
+        <w:tc>
+          <w:tcPr>
+            <w:tcW w:type="dxa" w:w="936"/>
+            <w:tcBorders>
+              <w:top w:val="nil"/>
+              <w:bottom w:val="nil"/>
+              <w:left w:val="nil"/>
+              <w:right w:val="nil"/>
+            </w:tcBorders>
+          </w:tcPr>
+          <w:p>
+            <w:pPr>
+              <w:spacing w:line="240" w:lineRule="auto" w:after="30" w:before="30"/>
+              <w:jc w:val="center"/>
+            </w:pPr>
+            <w:r/>
+            <w:r>
+              <w:rPr>
+                <w:rFonts w:ascii="Times New Roman" w:hAnsi="Times New Roman" w:cs="Times New Roman" w:eastAsia="Times New Roman"/>
+                <w:b w:val="0"/>
+                <w:i w:val="0"/>
+                <w:sz w:val="18"/>
+              </w:rPr>
+              <w:t>0.078</w:t>
+            </w:r>
+          </w:p>
+        </w:tc>
+      </w:tr>
+      <w:tr>
+        <w:trPr>
+          <w:cantSplit/>
+        </w:trPr>
+        <w:tc>
+          <w:tcPr>
+            <w:tcW w:type="dxa" w:w="3672"/>
+            <w:tcBorders>
+              <w:top w:val="nil"/>
+              <w:bottom w:val="nil"/>
+              <w:left w:val="nil"/>
+              <w:right w:val="nil"/>
+            </w:tcBorders>
+          </w:tcPr>
+          <w:p>
+            <w:pPr>
+              <w:spacing w:line="240" w:lineRule="auto" w:after="30" w:before="30"/>
+              <w:jc w:val="left"/>
+            </w:pPr>
+            <w:r/>
+            <w:r>
+              <w:rPr>
+                <w:rFonts w:ascii="Times New Roman" w:hAnsi="Times New Roman" w:cs="Times New Roman" w:eastAsia="Times New Roman"/>
+                <w:b w:val="0"/>
+                <w:i w:val="0"/>
+                <w:sz w:val="18"/>
+              </w:rPr>
+              <w:t>Sex: Male</w:t>
+            </w:r>
+          </w:p>
+        </w:tc>
+        <w:tc>
+          <w:tcPr>
+            <w:tcW w:type="dxa" w:w="2088"/>
+            <w:tcBorders>
+              <w:top w:val="nil"/>
+              <w:bottom w:val="nil"/>
+              <w:left w:val="nil"/>
+              <w:right w:val="nil"/>
+            </w:tcBorders>
+          </w:tcPr>
+          <w:p>
+            <w:pPr>
+              <w:spacing w:line="240" w:lineRule="auto" w:after="30" w:before="30"/>
+              <w:jc w:val="center"/>
+            </w:pPr>
+            <w:r/>
+            <w:r>
+              <w:rPr>
+                <w:rFonts w:ascii="Times New Roman" w:hAnsi="Times New Roman" w:cs="Times New Roman" w:eastAsia="Times New Roman"/>
+                <w:b w:val="0"/>
+                <w:i w:val="0"/>
+                <w:sz w:val="18"/>
+              </w:rPr>
+              <w:t>48.8 (0.8)</w:t>
+            </w:r>
+          </w:p>
+        </w:tc>
+        <w:tc>
+          <w:tcPr>
+            <w:tcW w:type="dxa" w:w="2088"/>
+            <w:tcBorders>
+              <w:top w:val="nil"/>
+              <w:bottom w:val="nil"/>
+              <w:left w:val="nil"/>
+              <w:right w:val="nil"/>
+            </w:tcBorders>
+          </w:tcPr>
+          <w:p>
+            <w:pPr>
+              <w:spacing w:line="240" w:lineRule="auto" w:after="30" w:before="30"/>
+              <w:jc w:val="center"/>
+            </w:pPr>
+            <w:r/>
+            <w:r>
+              <w:rPr>
+                <w:rFonts w:ascii="Times New Roman" w:hAnsi="Times New Roman" w:cs="Times New Roman" w:eastAsia="Times New Roman"/>
+                <w:b w:val="0"/>
+                <w:i w:val="0"/>
+                <w:sz w:val="18"/>
+              </w:rPr>
+              <w:t>50.0 (1.0)</w:t>
+            </w:r>
+          </w:p>
+        </w:tc>
+        <w:tc>
+          <w:tcPr>
+            <w:tcW w:type="dxa" w:w="936"/>
+            <w:tcBorders>
+              <w:top w:val="nil"/>
+              <w:bottom w:val="nil"/>
+              <w:left w:val="nil"/>
+              <w:right w:val="nil"/>
+            </w:tcBorders>
+          </w:tcPr>
+          <w:p>
+            <w:pPr>
+              <w:spacing w:line="240" w:lineRule="auto" w:after="30" w:before="30"/>
+              <w:jc w:val="center"/>
+            </w:pPr>
+            <w:r/>
+            <w:r>
+              <w:rPr>
+                <w:rFonts w:ascii="Times New Roman" w:hAnsi="Times New Roman" w:cs="Times New Roman" w:eastAsia="Times New Roman"/>
+                <w:b w:val="0"/>
+                <w:i w:val="0"/>
+                <w:sz w:val="18"/>
+              </w:rPr>
+              <w:t>0.391</w:t>
+            </w:r>
+          </w:p>
+        </w:tc>
+      </w:tr>
+      <w:tr>
+        <w:trPr>
+          <w:cantSplit/>
+        </w:trPr>
+        <w:tc>
+          <w:tcPr>
+            <w:tcW w:type="dxa" w:w="3672"/>
+            <w:tcBorders>
+              <w:top w:val="nil"/>
+              <w:bottom w:val="nil"/>
+              <w:left w:val="nil"/>
+              <w:right w:val="nil"/>
+            </w:tcBorders>
+          </w:tcPr>
+          <w:p>
+            <w:pPr>
+              <w:spacing w:line="240" w:lineRule="auto" w:after="30" w:before="30"/>
+              <w:jc w:val="left"/>
+            </w:pPr>
+            <w:r/>
+            <w:r>
+              <w:rPr>
+                <w:rFonts w:ascii="Times New Roman" w:hAnsi="Times New Roman" w:cs="Times New Roman" w:eastAsia="Times New Roman"/>
+                <w:b w:val="0"/>
+                <w:i w:val="0"/>
+                <w:sz w:val="18"/>
+              </w:rPr>
+              <w:t>Sex: Female</w:t>
+            </w:r>
+          </w:p>
+        </w:tc>
+        <w:tc>
+          <w:tcPr>
+            <w:tcW w:type="dxa" w:w="2088"/>
+            <w:tcBorders>
+              <w:top w:val="nil"/>
+              <w:bottom w:val="nil"/>
+              <w:left w:val="nil"/>
+              <w:right w:val="nil"/>
+            </w:tcBorders>
+          </w:tcPr>
+          <w:p>
+            <w:pPr>
+              <w:spacing w:line="240" w:lineRule="auto" w:after="30" w:before="30"/>
+              <w:jc w:val="center"/>
+            </w:pPr>
+            <w:r/>
+            <w:r>
+              <w:rPr>
+                <w:rFonts w:ascii="Times New Roman" w:hAnsi="Times New Roman" w:cs="Times New Roman" w:eastAsia="Times New Roman"/>
+                <w:b w:val="0"/>
+                <w:i w:val="0"/>
+                <w:sz w:val="18"/>
+              </w:rPr>
+              <w:t>51.2 (0.8)</w:t>
+            </w:r>
+          </w:p>
+        </w:tc>
+        <w:tc>
+          <w:tcPr>
+            <w:tcW w:type="dxa" w:w="2088"/>
+            <w:tcBorders>
+              <w:top w:val="nil"/>
+              <w:bottom w:val="nil"/>
+              <w:left w:val="nil"/>
+              <w:right w:val="nil"/>
+            </w:tcBorders>
+          </w:tcPr>
+          <w:p>
+            <w:pPr>
+              <w:spacing w:line="240" w:lineRule="auto" w:after="30" w:before="30"/>
+              <w:jc w:val="center"/>
+            </w:pPr>
+            <w:r/>
+            <w:r>
+              <w:rPr>
+                <w:rFonts w:ascii="Times New Roman" w:hAnsi="Times New Roman" w:cs="Times New Roman" w:eastAsia="Times New Roman"/>
+                <w:b w:val="0"/>
+                <w:i w:val="0"/>
+                <w:sz w:val="18"/>
+              </w:rPr>
+              <w:t>50.0 (1.0)</w:t>
+            </w:r>
+          </w:p>
+        </w:tc>
+        <w:tc>
+          <w:tcPr>
+            <w:tcW w:type="dxa" w:w="936"/>
+            <w:tcBorders>
+              <w:top w:val="nil"/>
+              <w:bottom w:val="nil"/>
+              <w:left w:val="nil"/>
+              <w:right w:val="nil"/>
+            </w:tcBorders>
+          </w:tcPr>
+          <w:p>
+            <w:pPr>
+              <w:spacing w:line="240" w:lineRule="auto" w:after="30" w:before="30"/>
+              <w:jc w:val="center"/>
+            </w:pPr>
+            <w:r/>
+            <w:r>
+              <w:rPr>
+                <w:rFonts w:ascii="Times New Roman" w:hAnsi="Times New Roman" w:cs="Times New Roman" w:eastAsia="Times New Roman"/>
+                <w:b w:val="0"/>
+                <w:i w:val="0"/>
+                <w:sz w:val="18"/>
+              </w:rPr>
+              <w:t>0.391</w:t>
+            </w:r>
+          </w:p>
+        </w:tc>
+      </w:tr>
+      <w:tr>
+        <w:trPr>
+          <w:cantSplit/>
+        </w:trPr>
+        <w:tc>
+          <w:tcPr>
+            <w:tcW w:type="dxa" w:w="3672"/>
+            <w:tcBorders>
+              <w:top w:val="nil"/>
+              <w:bottom w:val="nil"/>
+              <w:left w:val="nil"/>
+              <w:right w:val="nil"/>
+            </w:tcBorders>
+          </w:tcPr>
+          <w:p>
+            <w:pPr>
+              <w:spacing w:line="240" w:lineRule="auto" w:after="30" w:before="30"/>
+              <w:jc w:val="left"/>
+            </w:pPr>
+            <w:r/>
+            <w:r>
+              <w:rPr>
+                <w:rFonts w:ascii="Times New Roman" w:hAnsi="Times New Roman" w:cs="Times New Roman" w:eastAsia="Times New Roman"/>
+                <w:b w:val="0"/>
+                <w:i w:val="0"/>
+                <w:sz w:val="18"/>
+              </w:rPr>
+              <w:t>Race/ethnicity: Mexican American</w:t>
+            </w:r>
+          </w:p>
+        </w:tc>
+        <w:tc>
+          <w:tcPr>
+            <w:tcW w:type="dxa" w:w="2088"/>
+            <w:tcBorders>
+              <w:top w:val="nil"/>
+              <w:bottom w:val="nil"/>
+              <w:left w:val="nil"/>
+              <w:right w:val="nil"/>
+            </w:tcBorders>
+          </w:tcPr>
+          <w:p>
+            <w:pPr>
+              <w:spacing w:line="240" w:lineRule="auto" w:after="30" w:before="30"/>
+              <w:jc w:val="center"/>
+            </w:pPr>
+            <w:r/>
+            <w:r>
+              <w:rPr>
+                <w:rFonts w:ascii="Times New Roman" w:hAnsi="Times New Roman" w:cs="Times New Roman" w:eastAsia="Times New Roman"/>
+                <w:b w:val="0"/>
+                <w:i w:val="0"/>
+                <w:sz w:val="18"/>
+              </w:rPr>
+              <w:t>8.9 (0.8)</w:t>
+            </w:r>
+          </w:p>
+        </w:tc>
+        <w:tc>
+          <w:tcPr>
+            <w:tcW w:type="dxa" w:w="2088"/>
+            <w:tcBorders>
+              <w:top w:val="nil"/>
+              <w:bottom w:val="nil"/>
+              <w:left w:val="nil"/>
+              <w:right w:val="nil"/>
+            </w:tcBorders>
+          </w:tcPr>
+          <w:p>
+            <w:pPr>
+              <w:spacing w:line="240" w:lineRule="auto" w:after="30" w:before="30"/>
+              <w:jc w:val="center"/>
+            </w:pPr>
+            <w:r/>
+            <w:r>
+              <w:rPr>
+                <w:rFonts w:ascii="Times New Roman" w:hAnsi="Times New Roman" w:cs="Times New Roman" w:eastAsia="Times New Roman"/>
+                <w:b w:val="0"/>
+                <w:i w:val="0"/>
+                <w:sz w:val="18"/>
+              </w:rPr>
+              <w:t>8.2 (0.8)</w:t>
+            </w:r>
+          </w:p>
+        </w:tc>
+        <w:tc>
+          <w:tcPr>
+            <w:tcW w:type="dxa" w:w="936"/>
             <w:tcBorders>
               <w:top w:val="nil"/>
               <w:bottom w:val="nil"/>
@@ -1593,7 +1480,7 @@
         </w:trPr>
         <w:tc>
           <w:tcPr>
-            <w:tcW w:type="dxa" w:w="3816"/>
+            <w:tcW w:type="dxa" w:w="3672"/>
             <w:tcBorders>
               <w:top w:val="nil"/>
               <w:bottom w:val="nil"/>
@@ -1614,13 +1501,13 @@
                 <w:i w:val="0"/>
                 <w:sz w:val="18"/>
               </w:rPr>
-              <w:t>Race/ethnicity: Non-Hispanic White</w:t>
+              <w:t>Race/ethnicity: Other Hispanic</w:t>
             </w:r>
           </w:p>
         </w:tc>
         <w:tc>
           <w:tcPr>
-            <w:tcW w:type="dxa" w:w="1944"/>
+            <w:tcW w:type="dxa" w:w="2088"/>
             <w:tcBorders>
               <w:top w:val="nil"/>
               <w:bottom w:val="nil"/>
@@ -1641,13 +1528,13 @@
                 <w:i w:val="0"/>
                 <w:sz w:val="18"/>
               </w:rPr>
-              <w:t>64.86 (1.394)</w:t>
+              <w:t>6.5 (0.6)</w:t>
             </w:r>
           </w:p>
         </w:tc>
         <w:tc>
           <w:tcPr>
-            <w:tcW w:type="dxa" w:w="1944"/>
+            <w:tcW w:type="dxa" w:w="2088"/>
             <w:tcBorders>
               <w:top w:val="nil"/>
               <w:bottom w:val="nil"/>
@@ -1668,13 +1555,13 @@
                 <w:i w:val="0"/>
                 <w:sz w:val="18"/>
               </w:rPr>
-              <w:t>70.37 (1.570)</w:t>
+              <w:t>5.1 (0.5)</w:t>
             </w:r>
           </w:p>
         </w:tc>
         <w:tc>
           <w:tcPr>
-            <w:tcW w:type="dxa" w:w="1080"/>
+            <w:tcW w:type="dxa" w:w="936"/>
             <w:tcBorders>
               <w:top w:val="nil"/>
               <w:bottom w:val="nil"/>
@@ -1706,7 +1593,7 @@
         </w:trPr>
         <w:tc>
           <w:tcPr>
-            <w:tcW w:type="dxa" w:w="3816"/>
+            <w:tcW w:type="dxa" w:w="3672"/>
             <w:tcBorders>
               <w:top w:val="nil"/>
               <w:bottom w:val="nil"/>
@@ -1727,13 +1614,13 @@
                 <w:i w:val="0"/>
                 <w:sz w:val="18"/>
               </w:rPr>
-              <w:t>Race/ethnicity: Non-Hispanic Black</w:t>
+              <w:t>Race/ethnicity: Non-Hispanic White</w:t>
             </w:r>
           </w:p>
         </w:tc>
         <w:tc>
           <w:tcPr>
-            <w:tcW w:type="dxa" w:w="1944"/>
+            <w:tcW w:type="dxa" w:w="2088"/>
             <w:tcBorders>
               <w:top w:val="nil"/>
               <w:bottom w:val="nil"/>
@@ -1754,13 +1641,13 @@
                 <w:i w:val="0"/>
                 <w:sz w:val="18"/>
               </w:rPr>
-              <w:t>10.85 (0.784)</w:t>
+              <w:t>64.4 (1.4)</w:t>
             </w:r>
           </w:p>
         </w:tc>
         <w:tc>
           <w:tcPr>
-            <w:tcW w:type="dxa" w:w="1944"/>
+            <w:tcW w:type="dxa" w:w="2088"/>
             <w:tcBorders>
               <w:top w:val="nil"/>
               <w:bottom w:val="nil"/>
@@ -1781,13 +1668,13 @@
                 <w:i w:val="0"/>
                 <w:sz w:val="18"/>
               </w:rPr>
-              <w:t>9.29 (0.734)</w:t>
+              <w:t>70.0 (1.6)</w:t>
             </w:r>
           </w:p>
         </w:tc>
         <w:tc>
           <w:tcPr>
-            <w:tcW w:type="dxa" w:w="1080"/>
+            <w:tcW w:type="dxa" w:w="936"/>
             <w:tcBorders>
               <w:top w:val="nil"/>
               <w:bottom w:val="nil"/>
@@ -1819,7 +1706,7 @@
         </w:trPr>
         <w:tc>
           <w:tcPr>
-            <w:tcW w:type="dxa" w:w="3816"/>
+            <w:tcW w:type="dxa" w:w="3672"/>
             <w:tcBorders>
               <w:top w:val="nil"/>
               <w:bottom w:val="nil"/>
@@ -1840,13 +1727,13 @@
                 <w:i w:val="0"/>
                 <w:sz w:val="18"/>
               </w:rPr>
-              <w:t>Race/ethnicity: Other/Multi-Racial</w:t>
+              <w:t>Race/ethnicity: Non-Hispanic Black</w:t>
             </w:r>
           </w:p>
         </w:tc>
         <w:tc>
           <w:tcPr>
-            <w:tcW w:type="dxa" w:w="1944"/>
+            <w:tcW w:type="dxa" w:w="2088"/>
             <w:tcBorders>
               <w:top w:val="nil"/>
               <w:bottom w:val="nil"/>
@@ -1867,13 +1754,13 @@
                 <w:i w:val="0"/>
                 <w:sz w:val="18"/>
               </w:rPr>
-              <w:t>8.41 (0.608)</w:t>
+              <w:t>11.4 (0.8)</w:t>
             </w:r>
           </w:p>
         </w:tc>
         <w:tc>
           <w:tcPr>
-            <w:tcW w:type="dxa" w:w="1944"/>
+            <w:tcW w:type="dxa" w:w="2088"/>
             <w:tcBorders>
               <w:top w:val="nil"/>
               <w:bottom w:val="nil"/>
@@ -1894,13 +1781,13 @@
                 <w:i w:val="0"/>
                 <w:sz w:val="18"/>
               </w:rPr>
-              <w:t>6.59 (0.558)</w:t>
+              <w:t>10.3 (0.8)</w:t>
             </w:r>
           </w:p>
         </w:tc>
         <w:tc>
           <w:tcPr>
-            <w:tcW w:type="dxa" w:w="1080"/>
+            <w:tcW w:type="dxa" w:w="936"/>
             <w:tcBorders>
               <w:top w:val="nil"/>
               <w:bottom w:val="nil"/>
@@ -1932,7 +1819,7 @@
         </w:trPr>
         <w:tc>
           <w:tcPr>
-            <w:tcW w:type="dxa" w:w="3816"/>
+            <w:tcW w:type="dxa" w:w="3672"/>
             <w:tcBorders>
               <w:top w:val="nil"/>
               <w:bottom w:val="nil"/>
@@ -1953,13 +1840,13 @@
                 <w:i w:val="0"/>
                 <w:sz w:val="18"/>
               </w:rPr>
-              <w:t>Education level: &lt;9th grade</w:t>
+              <w:t>Race/ethnicity: Other/Multi-Racial</w:t>
             </w:r>
           </w:p>
         </w:tc>
         <w:tc>
           <w:tcPr>
-            <w:tcW w:type="dxa" w:w="1944"/>
+            <w:tcW w:type="dxa" w:w="2088"/>
             <w:tcBorders>
               <w:top w:val="nil"/>
               <w:bottom w:val="nil"/>
@@ -1980,13 +1867,13 @@
                 <w:i w:val="0"/>
                 <w:sz w:val="18"/>
               </w:rPr>
-              <w:t>4.69 (0.345)</w:t>
+              <w:t>8.8 (0.6)</w:t>
             </w:r>
           </w:p>
         </w:tc>
         <w:tc>
           <w:tcPr>
-            <w:tcW w:type="dxa" w:w="1944"/>
+            <w:tcW w:type="dxa" w:w="2088"/>
             <w:tcBorders>
               <w:top w:val="nil"/>
               <w:bottom w:val="nil"/>
@@ -2007,13 +1894,13 @@
                 <w:i w:val="0"/>
                 <w:sz w:val="18"/>
               </w:rPr>
-              <w:t>7.15 (0.495)</w:t>
+              <w:t>6.5 (0.5)</w:t>
             </w:r>
           </w:p>
         </w:tc>
         <w:tc>
           <w:tcPr>
-            <w:tcW w:type="dxa" w:w="1080"/>
+            <w:tcW w:type="dxa" w:w="936"/>
             <w:tcBorders>
               <w:top w:val="nil"/>
               <w:bottom w:val="nil"/>
@@ -2045,7 +1932,7 @@
         </w:trPr>
         <w:tc>
           <w:tcPr>
-            <w:tcW w:type="dxa" w:w="3816"/>
+            <w:tcW w:type="dxa" w:w="3672"/>
             <w:tcBorders>
               <w:top w:val="nil"/>
               <w:bottom w:val="nil"/>
@@ -2066,13 +1953,13 @@
                 <w:i w:val="0"/>
                 <w:sz w:val="18"/>
               </w:rPr>
-              <w:t>Education level: 9-11th grade</w:t>
+              <w:t>Education level: &lt;9th grade</w:t>
             </w:r>
           </w:p>
         </w:tc>
         <w:tc>
           <w:tcPr>
-            <w:tcW w:type="dxa" w:w="1944"/>
+            <w:tcW w:type="dxa" w:w="2088"/>
             <w:tcBorders>
               <w:top w:val="nil"/>
               <w:bottom w:val="nil"/>
@@ -2093,13 +1980,13 @@
                 <w:i w:val="0"/>
                 <w:sz w:val="18"/>
               </w:rPr>
-              <w:t>9.59 (0.574)</w:t>
+              <w:t>4.5 (0.3)</w:t>
             </w:r>
           </w:p>
         </w:tc>
         <w:tc>
           <w:tcPr>
-            <w:tcW w:type="dxa" w:w="1944"/>
+            <w:tcW w:type="dxa" w:w="2088"/>
             <w:tcBorders>
               <w:top w:val="nil"/>
               <w:bottom w:val="nil"/>
@@ -2120,13 +2007,13 @@
                 <w:i w:val="0"/>
                 <w:sz w:val="18"/>
               </w:rPr>
-              <w:t>12.21 (0.746)</w:t>
+              <w:t>7.0 (0.5)</w:t>
             </w:r>
           </w:p>
         </w:tc>
         <w:tc>
           <w:tcPr>
-            <w:tcW w:type="dxa" w:w="1080"/>
+            <w:tcW w:type="dxa" w:w="936"/>
             <w:tcBorders>
               <w:top w:val="nil"/>
               <w:bottom w:val="nil"/>
@@ -2158,7 +2045,7 @@
         </w:trPr>
         <w:tc>
           <w:tcPr>
-            <w:tcW w:type="dxa" w:w="3816"/>
+            <w:tcW w:type="dxa" w:w="3672"/>
             <w:tcBorders>
               <w:top w:val="nil"/>
               <w:bottom w:val="nil"/>
@@ -2179,13 +2066,13 @@
                 <w:i w:val="0"/>
                 <w:sz w:val="18"/>
               </w:rPr>
-              <w:t>Education level: HS grad/GED</w:t>
+              <w:t>Education level: 9-11th grade</w:t>
             </w:r>
           </w:p>
         </w:tc>
         <w:tc>
           <w:tcPr>
-            <w:tcW w:type="dxa" w:w="1944"/>
+            <w:tcW w:type="dxa" w:w="2088"/>
             <w:tcBorders>
               <w:top w:val="nil"/>
               <w:bottom w:val="nil"/>
@@ -2206,13 +2093,13 @@
                 <w:i w:val="0"/>
                 <w:sz w:val="18"/>
               </w:rPr>
-              <w:t>20.97 (0.829)</w:t>
+              <w:t>9.6 (0.6)</w:t>
             </w:r>
           </w:p>
         </w:tc>
         <w:tc>
           <w:tcPr>
-            <w:tcW w:type="dxa" w:w="1944"/>
+            <w:tcW w:type="dxa" w:w="2088"/>
             <w:tcBorders>
               <w:top w:val="nil"/>
               <w:bottom w:val="nil"/>
@@ -2233,13 +2120,13 @@
                 <w:i w:val="0"/>
                 <w:sz w:val="18"/>
               </w:rPr>
-              <w:t>25.83 (0.982)</w:t>
+              <w:t>12.0 (0.7)</w:t>
             </w:r>
           </w:p>
         </w:tc>
         <w:tc>
           <w:tcPr>
-            <w:tcW w:type="dxa" w:w="1080"/>
+            <w:tcW w:type="dxa" w:w="936"/>
             <w:tcBorders>
               <w:top w:val="nil"/>
               <w:bottom w:val="nil"/>
@@ -2271,7 +2158,7 @@
         </w:trPr>
         <w:tc>
           <w:tcPr>
-            <w:tcW w:type="dxa" w:w="3816"/>
+            <w:tcW w:type="dxa" w:w="3672"/>
             <w:tcBorders>
               <w:top w:val="nil"/>
               <w:bottom w:val="nil"/>
@@ -2292,13 +2179,13 @@
                 <w:i w:val="0"/>
                 <w:sz w:val="18"/>
               </w:rPr>
-              <w:t>Education level: Some college/AA degree</w:t>
+              <w:t>Education level: HS grad/GED</w:t>
             </w:r>
           </w:p>
         </w:tc>
         <w:tc>
           <w:tcPr>
-            <w:tcW w:type="dxa" w:w="1944"/>
+            <w:tcW w:type="dxa" w:w="2088"/>
             <w:tcBorders>
               <w:top w:val="nil"/>
               <w:bottom w:val="nil"/>
@@ -2319,13 +2206,13 @@
                 <w:i w:val="0"/>
                 <w:sz w:val="18"/>
               </w:rPr>
-              <w:t>30.13 (0.955)</w:t>
+              <w:t>21.1 (0.9)</w:t>
             </w:r>
           </w:p>
         </w:tc>
         <w:tc>
           <w:tcPr>
-            <w:tcW w:type="dxa" w:w="1944"/>
+            <w:tcW w:type="dxa" w:w="2088"/>
             <w:tcBorders>
               <w:top w:val="nil"/>
               <w:bottom w:val="nil"/>
@@ -2346,13 +2233,13 @@
                 <w:i w:val="0"/>
                 <w:sz w:val="18"/>
               </w:rPr>
-              <w:t>31.06 (1.111)</w:t>
+              <w:t>26.1 (1.0)</w:t>
             </w:r>
           </w:p>
         </w:tc>
         <w:tc>
           <w:tcPr>
-            <w:tcW w:type="dxa" w:w="1080"/>
+            <w:tcW w:type="dxa" w:w="936"/>
             <w:tcBorders>
               <w:top w:val="nil"/>
               <w:bottom w:val="nil"/>
@@ -2384,7 +2271,7 @@
         </w:trPr>
         <w:tc>
           <w:tcPr>
-            <w:tcW w:type="dxa" w:w="3816"/>
+            <w:tcW w:type="dxa" w:w="3672"/>
             <w:tcBorders>
               <w:top w:val="nil"/>
               <w:bottom w:val="nil"/>
@@ -2405,13 +2292,13 @@
                 <w:i w:val="0"/>
                 <w:sz w:val="18"/>
               </w:rPr>
-              <w:t>Education level: College grad or above</w:t>
+              <w:t>Education level: Some college/AA degree</w:t>
             </w:r>
           </w:p>
         </w:tc>
         <w:tc>
           <w:tcPr>
-            <w:tcW w:type="dxa" w:w="1944"/>
+            <w:tcW w:type="dxa" w:w="2088"/>
             <w:tcBorders>
               <w:top w:val="nil"/>
               <w:bottom w:val="nil"/>
@@ -2432,13 +2319,13 @@
                 <w:i w:val="0"/>
                 <w:sz w:val="18"/>
               </w:rPr>
-              <w:t>34.62 (1.395)</w:t>
+              <w:t>30.2 (1.0)</w:t>
             </w:r>
           </w:p>
         </w:tc>
         <w:tc>
           <w:tcPr>
-            <w:tcW w:type="dxa" w:w="1944"/>
+            <w:tcW w:type="dxa" w:w="2088"/>
             <w:tcBorders>
               <w:top w:val="nil"/>
               <w:bottom w:val="nil"/>
@@ -2459,13 +2346,13 @@
                 <w:i w:val="0"/>
                 <w:sz w:val="18"/>
               </w:rPr>
-              <w:t>23.76 (1.154)</w:t>
+              <w:t>30.9 (1.1)</w:t>
             </w:r>
           </w:p>
         </w:tc>
         <w:tc>
           <w:tcPr>
-            <w:tcW w:type="dxa" w:w="1080"/>
+            <w:tcW w:type="dxa" w:w="936"/>
             <w:tcBorders>
               <w:top w:val="nil"/>
               <w:bottom w:val="nil"/>
@@ -2497,7 +2384,7 @@
         </w:trPr>
         <w:tc>
           <w:tcPr>
-            <w:tcW w:type="dxa" w:w="3816"/>
+            <w:tcW w:type="dxa" w:w="3672"/>
             <w:tcBorders>
               <w:top w:val="nil"/>
               <w:bottom w:val="nil"/>
@@ -2518,13 +2405,13 @@
                 <w:i w:val="0"/>
                 <w:sz w:val="18"/>
               </w:rPr>
-              <w:t>Smoked ≥100 cigarettes in life: Yes</w:t>
+              <w:t>Education level: College grad or above</w:t>
             </w:r>
           </w:p>
         </w:tc>
         <w:tc>
           <w:tcPr>
-            <w:tcW w:type="dxa" w:w="1944"/>
+            <w:tcW w:type="dxa" w:w="2088"/>
             <w:tcBorders>
               <w:top w:val="nil"/>
               <w:bottom w:val="nil"/>
@@ -2545,13 +2432,13 @@
                 <w:i w:val="0"/>
                 <w:sz w:val="18"/>
               </w:rPr>
-              <w:t>41.82 (1.007)</w:t>
+              <w:t>34.7 (1.4)</w:t>
             </w:r>
           </w:p>
         </w:tc>
         <w:tc>
           <w:tcPr>
-            <w:tcW w:type="dxa" w:w="1944"/>
+            <w:tcW w:type="dxa" w:w="2088"/>
             <w:tcBorders>
               <w:top w:val="nil"/>
               <w:bottom w:val="nil"/>
@@ -2572,13 +2459,13 @@
                 <w:i w:val="0"/>
                 <w:sz w:val="18"/>
               </w:rPr>
-              <w:t>49.31 (0.993)</w:t>
+              <w:t>23.9 (1.2)</w:t>
             </w:r>
           </w:p>
         </w:tc>
         <w:tc>
           <w:tcPr>
-            <w:tcW w:type="dxa" w:w="1080"/>
+            <w:tcW w:type="dxa" w:w="936"/>
             <w:tcBorders>
               <w:top w:val="nil"/>
               <w:bottom w:val="nil"/>
@@ -2610,7 +2497,120 @@
         </w:trPr>
         <w:tc>
           <w:tcPr>
-            <w:tcW w:type="dxa" w:w="3816"/>
+            <w:tcW w:type="dxa" w:w="3672"/>
+            <w:tcBorders>
+              <w:top w:val="nil"/>
+              <w:bottom w:val="nil"/>
+              <w:left w:val="nil"/>
+              <w:right w:val="nil"/>
+            </w:tcBorders>
+          </w:tcPr>
+          <w:p>
+            <w:pPr>
+              <w:spacing w:line="240" w:lineRule="auto" w:after="30" w:before="30"/>
+              <w:jc w:val="left"/>
+            </w:pPr>
+            <w:r/>
+            <w:r>
+              <w:rPr>
+                <w:rFonts w:ascii="Times New Roman" w:hAnsi="Times New Roman" w:cs="Times New Roman" w:eastAsia="Times New Roman"/>
+                <w:b w:val="0"/>
+                <w:i w:val="0"/>
+                <w:sz w:val="18"/>
+              </w:rPr>
+              <w:t>Smoked ≥100 cigarettes in life: Yes</w:t>
+            </w:r>
+          </w:p>
+        </w:tc>
+        <w:tc>
+          <w:tcPr>
+            <w:tcW w:type="dxa" w:w="2088"/>
+            <w:tcBorders>
+              <w:top w:val="nil"/>
+              <w:bottom w:val="nil"/>
+              <w:left w:val="nil"/>
+              <w:right w:val="nil"/>
+            </w:tcBorders>
+          </w:tcPr>
+          <w:p>
+            <w:pPr>
+              <w:spacing w:line="240" w:lineRule="auto" w:after="30" w:before="30"/>
+              <w:jc w:val="center"/>
+            </w:pPr>
+            <w:r/>
+            <w:r>
+              <w:rPr>
+                <w:rFonts w:ascii="Times New Roman" w:hAnsi="Times New Roman" w:cs="Times New Roman" w:eastAsia="Times New Roman"/>
+                <w:b w:val="0"/>
+                <w:i w:val="0"/>
+                <w:sz w:val="18"/>
+              </w:rPr>
+              <w:t>41.5 (1.0)</w:t>
+            </w:r>
+          </w:p>
+        </w:tc>
+        <w:tc>
+          <w:tcPr>
+            <w:tcW w:type="dxa" w:w="2088"/>
+            <w:tcBorders>
+              <w:top w:val="nil"/>
+              <w:bottom w:val="nil"/>
+              <w:left w:val="nil"/>
+              <w:right w:val="nil"/>
+            </w:tcBorders>
+          </w:tcPr>
+          <w:p>
+            <w:pPr>
+              <w:spacing w:line="240" w:lineRule="auto" w:after="30" w:before="30"/>
+              <w:jc w:val="center"/>
+            </w:pPr>
+            <w:r/>
+            <w:r>
+              <w:rPr>
+                <w:rFonts w:ascii="Times New Roman" w:hAnsi="Times New Roman" w:cs="Times New Roman" w:eastAsia="Times New Roman"/>
+                <w:b w:val="0"/>
+                <w:i w:val="0"/>
+                <w:sz w:val="18"/>
+              </w:rPr>
+              <w:t>48.9 (1.0)</w:t>
+            </w:r>
+          </w:p>
+        </w:tc>
+        <w:tc>
+          <w:tcPr>
+            <w:tcW w:type="dxa" w:w="936"/>
+            <w:tcBorders>
+              <w:top w:val="nil"/>
+              <w:bottom w:val="nil"/>
+              <w:left w:val="nil"/>
+              <w:right w:val="nil"/>
+            </w:tcBorders>
+          </w:tcPr>
+          <w:p>
+            <w:pPr>
+              <w:spacing w:line="240" w:lineRule="auto" w:after="30" w:before="30"/>
+              <w:jc w:val="center"/>
+            </w:pPr>
+            <w:r/>
+            <w:r>
+              <w:rPr>
+                <w:rFonts w:ascii="Times New Roman" w:hAnsi="Times New Roman" w:cs="Times New Roman" w:eastAsia="Times New Roman"/>
+                <w:b w:val="0"/>
+                <w:i w:val="0"/>
+                <w:sz w:val="18"/>
+              </w:rPr>
+              <w:t>&lt; 0.001</w:t>
+            </w:r>
+          </w:p>
+        </w:tc>
+      </w:tr>
+      <w:tr>
+        <w:trPr>
+          <w:cantSplit/>
+        </w:trPr>
+        <w:tc>
+          <w:tcPr>
+            <w:tcW w:type="dxa" w:w="3672"/>
             <w:tcBorders>
               <w:top w:val="nil"/>
               <w:bottom w:val="single" w:sz="12" w:color="000000" w:space="0"/>
@@ -2637,7 +2637,7 @@
         </w:tc>
         <w:tc>
           <w:tcPr>
-            <w:tcW w:type="dxa" w:w="1944"/>
+            <w:tcW w:type="dxa" w:w="2088"/>
             <w:tcBorders>
               <w:top w:val="nil"/>
               <w:bottom w:val="single" w:sz="12" w:color="000000" w:space="0"/>
@@ -2658,13 +2658,13 @@
                 <w:i w:val="0"/>
                 <w:sz w:val="18"/>
               </w:rPr>
-              <w:t>58.18 (1.007)</w:t>
+              <w:t>58.5 (1.0)</w:t>
             </w:r>
           </w:p>
         </w:tc>
         <w:tc>
           <w:tcPr>
-            <w:tcW w:type="dxa" w:w="1944"/>
+            <w:tcW w:type="dxa" w:w="2088"/>
             <w:tcBorders>
               <w:top w:val="nil"/>
               <w:bottom w:val="single" w:sz="12" w:color="000000" w:space="0"/>
@@ -2685,13 +2685,13 @@
                 <w:i w:val="0"/>
                 <w:sz w:val="18"/>
               </w:rPr>
-              <w:t>50.69 (0.993)</w:t>
+              <w:t>51.1 (1.0)</w:t>
             </w:r>
           </w:p>
         </w:tc>
         <w:tc>
           <w:tcPr>
-            <w:tcW w:type="dxa" w:w="1080"/>
+            <w:tcW w:type="dxa" w:w="936"/>
             <w:tcBorders>
               <w:top w:val="nil"/>
               <w:bottom w:val="single" w:sz="12" w:color="000000" w:space="0"/>
@@ -2729,16 +2729,7 @@
           <w:i w:val="0"/>
           <w:sz w:val="18"/>
         </w:rPr>
-        <w:t xml:space="preserve">MetS, metabolic syndrome. Unweighted group sizes: no MetS n = 5,981; MetS n = 5,163. Selenium and manganese were assayed only from the 2011–2012 cycle onward, so both are based on n = 3,382 without and n = 2,935 with metabolic syndrome. Metal concentrations use the cycle-appropriate laboratory weight; all other rows use the examination weight. </w:t>
-      </w:r>
-      <w:r>
-        <w:rPr>
-          <w:rFonts w:ascii="Times New Roman" w:hAnsi="Times New Roman" w:cs="Times New Roman" w:eastAsia="Times New Roman"/>
-          <w:b w:val="0"/>
-          <w:i/>
-          <w:sz w:val="18"/>
-        </w:rPr>
-        <w:t>p-values for categorical variables are descriptive chi-square tests and are not design-corrected.</w:t>
+        <w:t>MetS, metabolic syndrome. Unweighted group sizes: no MetS n = 5,800; MetS n = 5,079. †Geometric mean. Selenium and manganese were assayed only from the 2011–2012 cycle onward, so both are based on n = 3,347 without and n = 2,961 with metabolic syndrome. p-values for continuous variables are design-based t tests of the domain difference (on the log scale for the metals; 94 degrees of freedom, 184 primary sampling units minus 90 strata); for categorical variables they are design-adjusted Wald F tests.</w:t>
       </w:r>
     </w:p>
     <w:p>
@@ -2769,7 +2760,7 @@
           <w:i w:val="0"/>
           <w:sz w:val="24"/>
         </w:rPr>
-        <w:t>All eleven models were evaluated once on the held-out test partition (Table 2, Figure 2). CatBoost achieved the highest area under the receiver operating characteristic curve at 0.857 (0.840–0.872), and Naive Bayes the lowest at 0.730 (0.709–0.752). The apparent ordering at the top of the table does not survive sampling variability: in the paired bootstrap, LightGBM, XGBoost and Gradient Boosting all had AUROC differences from CatBoost whose 95% confidence intervals included zero (p = 0.732, 0.268, 0.172; Figure S2), so these four gradient-boosted ensembles form a tied leading group rather than a ranking. Every remaining model differed from CatBoost at p &lt; 0.001. Two caveats apply: the reference was chosen as the test-set maximum, so the differences carry a winner's-curse bias and the p-values are anticonservative, and no adjustment was made for the ten simultaneous comparisons. The margin over the simplest baseline is modest in any case: logistic regression reached 0.845, only 0.012 AUROC units below CatBoost (0.006–0.018).</w:t>
+        <w:t>All eleven models were evaluated once on the held-out test partition (Table 2, Figure 2). CatBoost achieved the highest area under the receiver operating characteristic curve at 0.853 (0.837–0.869), and Naive Bayes the lowest at 0.746 (0.725–0.765). XGBoost, Gradient Boosting and LightGBM were statistically indistinguishable from it (DeLong p = 0.524, p = 0.423 and p = 0.302; Figure S2), so these models form a tied leading group rather than a ranking. The remaining models differed from CatBoost at p ≤ 0.002. Two caveats apply: the reference was chosen as the test-set maximum, so the differences carry a winner's-curse bias, and no adjustment was made for the ten simultaneous comparisons. The margin over the simplest baseline is modest in any case: logistic regression reached 0.843, 0.010 AUROC units below CatBoost (95% CI 0.004–0.016).</w:t>
       </w:r>
     </w:p>
     <w:p>
@@ -2785,7 +2776,23 @@
           <w:i w:val="0"/>
           <w:sz w:val="24"/>
         </w:rPr>
-        <w:t>Calibration of the four leading models was close to ideal, with slopes from 1.06 to 1.10 against an ideal of 1.00 (Figure S3). Calibration did not track discrimination across the wider field, which AUROC alone would conceal: Random Forest reached a respectable 0.845 but a slope of 1.40, and the multilayer perceptron (0.43) and Naive Bayes (0.18) were worse in the opposite direction, producing probabilities far too extreme for the evidence behind them. Any of these could rank participants acceptably while giving an individual a badly wrong absolute risk. Decision-curve analysis (Figure S4) showed the leading models above both reference strategies across the range of thresholds examined; at a threshold of 0.20, CatBoost yielded a net benefit of 0.376 against 0.329 for treat-all, equivalent to identifying 47 additional true cases per 1,000 adults screened without treating more people unnecessarily. Threshold-level classification metrics are given in Table S4.</w:t>
+        <w:t>Cross-validation repeated over 5 different random partitions of the training data (10 folds each; Table S9) gave CatBoost a mean AUROC of 0.842, with the individual folds spanning 0.822 to 0.863 (2.5th to 97.5th percentile). The repeated-CV ordering placed CatBoost first, followed by XGBoost, LightGBM and Gradient Boosting; the means of the leading models lay within 0.003 AUROC units of one another, smaller than the fold-to-fold standard deviation of 0.012.</w:t>
+      </w:r>
+    </w:p>
+    <w:p>
+      <w:pPr>
+        <w:spacing w:after="0"/>
+        <w:ind w:firstLine="432"/>
+        <w:jc w:val="both"/>
+      </w:pPr>
+      <w:r>
+        <w:rPr>
+          <w:rFonts w:ascii="Times New Roman" w:hAnsi="Times New Roman" w:cs="Times New Roman" w:eastAsia="Times New Roman"/>
+          <w:b w:val="0"/>
+          <w:i w:val="0"/>
+          <w:sz w:val="24"/>
+        </w:rPr>
+        <w:t>Calibration slopes of the four highest-AUROC models ranged from 1.06 to 1.10 against an ideal of 1.00 (Figure S3). Calibration did not track discrimination across the wider field: Random Forest (slope 1.34, AUROC 0.846; under-dispersed), MLP (slope 0.45, AUROC 0.802; over-dispersed) and Naive Bayes (slope 0.19, AUROC 0.746; over-dispersed) departed from the ideal slope by more than 0.2. A slope below 1 means predicted probabilities that are too extreme, and above 1 too timid; either can coexist with acceptable ranking while giving an individual a wrong absolute risk. Decision-curve analysis (Figure S4) showed CatBoost above both reference strategies at every threshold from 0.02 to 0.80. At a risk threshold of 0.20 its net benefit was 0.375 against 0.334 for treating everyone, equivalent to 167 fewer unnecessary interventions per 1,000 adults for the same number of cases found. Threshold-level classification metrics, each with a bootstrap 95% confidence interval, are given in Table S4.</w:t>
       </w:r>
     </w:p>
     <w:p>
@@ -2810,7 +2817,7 @@
           <w:i w:val="0"/>
           <w:sz w:val="20"/>
         </w:rPr>
-        <w:t xml:space="preserve">Discrimination and calibration on the held-out test partition (n = 2,229), ordered by AUROC. Differences are against CatBoost from a paired bootstrap of 1,000 resamples in which the same resampled participants were scored under both models. </w:t>
+        <w:t xml:space="preserve">Discrimination and calibration on the held-out test partition (n = 2,176), ordered by AUROC. Δ AUROC is CatBoost minus the model, with a paired-bootstrap 95% confidence interval (1,000 resamples, the same participants scored under both models); p is from DeLong's test for correlated ROC curves. </w:t>
       </w:r>
       <w:r>
         <w:rPr>
@@ -2819,7 +2826,7 @@
           <w:i w:val="0"/>
           <w:sz w:val="20"/>
         </w:rPr>
-        <w:t>Models in bold are statistically indistinguishable from CatBoost.</w:t>
+        <w:t>Models in bold are statistically indistinguishable from CatBoost (p ≥ 0.05).</w:t>
       </w:r>
     </w:p>
     <w:tbl>
@@ -3087,7 +3094,7 @@
                 <w:i w:val="0"/>
                 <w:sz w:val="16"/>
               </w:rPr>
-              <w:t>0.857 (0.840–0.872)</w:t>
+              <w:t>0.853 (0.837–0.869)</w:t>
             </w:r>
           </w:p>
         </w:tc>
@@ -3114,7 +3121,7 @@
                 <w:i w:val="0"/>
                 <w:sz w:val="16"/>
               </w:rPr>
-              <w:t>0.811</w:t>
+              <w:t>0.823</w:t>
             </w:r>
           </w:p>
         </w:tc>
@@ -3141,7 +3148,7 @@
                 <w:i w:val="0"/>
                 <w:sz w:val="16"/>
               </w:rPr>
-              <w:t>0.1534</w:t>
+              <w:t>0.1558</w:t>
             </w:r>
           </w:p>
         </w:tc>
@@ -3222,7 +3229,395 @@
                 <w:i w:val="0"/>
                 <w:sz w:val="16"/>
               </w:rPr>
-              <w:t>—</w:t>
+              <w:t>–</w:t>
+            </w:r>
+          </w:p>
+        </w:tc>
+      </w:tr>
+      <w:tr>
+        <w:trPr>
+          <w:cantSplit/>
+        </w:trPr>
+        <w:tc>
+          <w:tcPr>
+            <w:tcW w:type="dxa" w:w="1656"/>
+            <w:tcBorders>
+              <w:top w:val="nil"/>
+              <w:bottom w:val="nil"/>
+              <w:left w:val="nil"/>
+              <w:right w:val="nil"/>
+            </w:tcBorders>
+          </w:tcPr>
+          <w:p>
+            <w:pPr>
+              <w:spacing w:line="240" w:lineRule="auto" w:after="30" w:before="30"/>
+              <w:jc w:val="left"/>
+            </w:pPr>
+            <w:r/>
+            <w:r>
+              <w:rPr>
+                <w:rFonts w:ascii="Times New Roman" w:hAnsi="Times New Roman" w:cs="Times New Roman" w:eastAsia="Times New Roman"/>
+                <w:b/>
+                <w:i w:val="0"/>
+                <w:sz w:val="16"/>
+              </w:rPr>
+              <w:t>XGBoost</w:t>
+            </w:r>
+          </w:p>
+        </w:tc>
+        <w:tc>
+          <w:tcPr>
+            <w:tcW w:type="dxa" w:w="1872"/>
+            <w:tcBorders>
+              <w:top w:val="nil"/>
+              <w:bottom w:val="nil"/>
+              <w:left w:val="nil"/>
+              <w:right w:val="nil"/>
+            </w:tcBorders>
+          </w:tcPr>
+          <w:p>
+            <w:pPr>
+              <w:spacing w:line="240" w:lineRule="auto" w:after="30" w:before="30"/>
+              <w:jc w:val="center"/>
+            </w:pPr>
+            <w:r/>
+            <w:r>
+              <w:rPr>
+                <w:rFonts w:ascii="Times New Roman" w:hAnsi="Times New Roman" w:cs="Times New Roman" w:eastAsia="Times New Roman"/>
+                <w:b w:val="0"/>
+                <w:i w:val="0"/>
+                <w:sz w:val="16"/>
+              </w:rPr>
+              <w:t>0.852 (0.836–0.868)</w:t>
+            </w:r>
+          </w:p>
+        </w:tc>
+        <w:tc>
+          <w:tcPr>
+            <w:tcW w:type="dxa" w:w="720"/>
+            <w:tcBorders>
+              <w:top w:val="nil"/>
+              <w:bottom w:val="nil"/>
+              <w:left w:val="nil"/>
+              <w:right w:val="nil"/>
+            </w:tcBorders>
+          </w:tcPr>
+          <w:p>
+            <w:pPr>
+              <w:spacing w:line="240" w:lineRule="auto" w:after="30" w:before="30"/>
+              <w:jc w:val="center"/>
+            </w:pPr>
+            <w:r/>
+            <w:r>
+              <w:rPr>
+                <w:rFonts w:ascii="Times New Roman" w:hAnsi="Times New Roman" w:cs="Times New Roman" w:eastAsia="Times New Roman"/>
+                <w:b w:val="0"/>
+                <w:i w:val="0"/>
+                <w:sz w:val="16"/>
+              </w:rPr>
+              <w:t>0.818</w:t>
+            </w:r>
+          </w:p>
+        </w:tc>
+        <w:tc>
+          <w:tcPr>
+            <w:tcW w:type="dxa" w:w="749"/>
+            <w:tcBorders>
+              <w:top w:val="nil"/>
+              <w:bottom w:val="nil"/>
+              <w:left w:val="nil"/>
+              <w:right w:val="nil"/>
+            </w:tcBorders>
+          </w:tcPr>
+          <w:p>
+            <w:pPr>
+              <w:spacing w:line="240" w:lineRule="auto" w:after="30" w:before="30"/>
+              <w:jc w:val="center"/>
+            </w:pPr>
+            <w:r/>
+            <w:r>
+              <w:rPr>
+                <w:rFonts w:ascii="Times New Roman" w:hAnsi="Times New Roman" w:cs="Times New Roman" w:eastAsia="Times New Roman"/>
+                <w:b w:val="0"/>
+                <w:i w:val="0"/>
+                <w:sz w:val="16"/>
+              </w:rPr>
+              <w:t>0.1563</w:t>
+            </w:r>
+          </w:p>
+        </w:tc>
+        <w:tc>
+          <w:tcPr>
+            <w:tcW w:type="dxa" w:w="835"/>
+            <w:tcBorders>
+              <w:top w:val="nil"/>
+              <w:bottom w:val="nil"/>
+              <w:left w:val="nil"/>
+              <w:right w:val="nil"/>
+            </w:tcBorders>
+          </w:tcPr>
+          <w:p>
+            <w:pPr>
+              <w:spacing w:line="240" w:lineRule="auto" w:after="30" w:before="30"/>
+              <w:jc w:val="center"/>
+            </w:pPr>
+            <w:r/>
+            <w:r>
+              <w:rPr>
+                <w:rFonts w:ascii="Times New Roman" w:hAnsi="Times New Roman" w:cs="Times New Roman" w:eastAsia="Times New Roman"/>
+                <w:b w:val="0"/>
+                <w:i w:val="0"/>
+                <w:sz w:val="16"/>
+              </w:rPr>
+              <w:t>1.07</w:t>
+            </w:r>
+          </w:p>
+        </w:tc>
+        <w:tc>
+          <w:tcPr>
+            <w:tcW w:type="dxa" w:w="2448"/>
+            <w:tcBorders>
+              <w:top w:val="nil"/>
+              <w:bottom w:val="nil"/>
+              <w:left w:val="nil"/>
+              <w:right w:val="nil"/>
+            </w:tcBorders>
+          </w:tcPr>
+          <w:p>
+            <w:pPr>
+              <w:spacing w:line="240" w:lineRule="auto" w:after="30" w:before="30"/>
+              <w:jc w:val="center"/>
+            </w:pPr>
+            <w:r/>
+            <w:r>
+              <w:rPr>
+                <w:rFonts w:ascii="Times New Roman" w:hAnsi="Times New Roman" w:cs="Times New Roman" w:eastAsia="Times New Roman"/>
+                <w:b w:val="0"/>
+                <w:i w:val="0"/>
+                <w:sz w:val="16"/>
+              </w:rPr>
+              <w:t>0.0010 (−0.0021 to 0.0044)</w:t>
+            </w:r>
+          </w:p>
+        </w:tc>
+        <w:tc>
+          <w:tcPr>
+            <w:tcW w:type="dxa" w:w="864"/>
+            <w:tcBorders>
+              <w:top w:val="nil"/>
+              <w:bottom w:val="nil"/>
+              <w:left w:val="nil"/>
+              <w:right w:val="nil"/>
+            </w:tcBorders>
+          </w:tcPr>
+          <w:p>
+            <w:pPr>
+              <w:spacing w:line="240" w:lineRule="auto" w:after="30" w:before="30"/>
+              <w:jc w:val="center"/>
+            </w:pPr>
+            <w:r/>
+            <w:r>
+              <w:rPr>
+                <w:rFonts w:ascii="Times New Roman" w:hAnsi="Times New Roman" w:cs="Times New Roman" w:eastAsia="Times New Roman"/>
+                <w:b w:val="0"/>
+                <w:i w:val="0"/>
+                <w:sz w:val="16"/>
+              </w:rPr>
+              <w:t>0.524</w:t>
+            </w:r>
+          </w:p>
+        </w:tc>
+      </w:tr>
+      <w:tr>
+        <w:trPr>
+          <w:cantSplit/>
+        </w:trPr>
+        <w:tc>
+          <w:tcPr>
+            <w:tcW w:type="dxa" w:w="1656"/>
+            <w:tcBorders>
+              <w:top w:val="nil"/>
+              <w:bottom w:val="nil"/>
+              <w:left w:val="nil"/>
+              <w:right w:val="nil"/>
+            </w:tcBorders>
+          </w:tcPr>
+          <w:p>
+            <w:pPr>
+              <w:spacing w:line="240" w:lineRule="auto" w:after="30" w:before="30"/>
+              <w:jc w:val="left"/>
+            </w:pPr>
+            <w:r/>
+            <w:r>
+              <w:rPr>
+                <w:rFonts w:ascii="Times New Roman" w:hAnsi="Times New Roman" w:cs="Times New Roman" w:eastAsia="Times New Roman"/>
+                <w:b/>
+                <w:i w:val="0"/>
+                <w:sz w:val="16"/>
+              </w:rPr>
+              <w:t>Gradient Boosting</w:t>
+            </w:r>
+          </w:p>
+        </w:tc>
+        <w:tc>
+          <w:tcPr>
+            <w:tcW w:type="dxa" w:w="1872"/>
+            <w:tcBorders>
+              <w:top w:val="nil"/>
+              <w:bottom w:val="nil"/>
+              <w:left w:val="nil"/>
+              <w:right w:val="nil"/>
+            </w:tcBorders>
+          </w:tcPr>
+          <w:p>
+            <w:pPr>
+              <w:spacing w:line="240" w:lineRule="auto" w:after="30" w:before="30"/>
+              <w:jc w:val="center"/>
+            </w:pPr>
+            <w:r/>
+            <w:r>
+              <w:rPr>
+                <w:rFonts w:ascii="Times New Roman" w:hAnsi="Times New Roman" w:cs="Times New Roman" w:eastAsia="Times New Roman"/>
+                <w:b w:val="0"/>
+                <w:i w:val="0"/>
+                <w:sz w:val="16"/>
+              </w:rPr>
+              <w:t>0.852 (0.836–0.868)</w:t>
+            </w:r>
+          </w:p>
+        </w:tc>
+        <w:tc>
+          <w:tcPr>
+            <w:tcW w:type="dxa" w:w="720"/>
+            <w:tcBorders>
+              <w:top w:val="nil"/>
+              <w:bottom w:val="nil"/>
+              <w:left w:val="nil"/>
+              <w:right w:val="nil"/>
+            </w:tcBorders>
+          </w:tcPr>
+          <w:p>
+            <w:pPr>
+              <w:spacing w:line="240" w:lineRule="auto" w:after="30" w:before="30"/>
+              <w:jc w:val="center"/>
+            </w:pPr>
+            <w:r/>
+            <w:r>
+              <w:rPr>
+                <w:rFonts w:ascii="Times New Roman" w:hAnsi="Times New Roman" w:cs="Times New Roman" w:eastAsia="Times New Roman"/>
+                <w:b w:val="0"/>
+                <w:i w:val="0"/>
+                <w:sz w:val="16"/>
+              </w:rPr>
+              <w:t>0.820</w:t>
+            </w:r>
+          </w:p>
+        </w:tc>
+        <w:tc>
+          <w:tcPr>
+            <w:tcW w:type="dxa" w:w="749"/>
+            <w:tcBorders>
+              <w:top w:val="nil"/>
+              <w:bottom w:val="nil"/>
+              <w:left w:val="nil"/>
+              <w:right w:val="nil"/>
+            </w:tcBorders>
+          </w:tcPr>
+          <w:p>
+            <w:pPr>
+              <w:spacing w:line="240" w:lineRule="auto" w:after="30" w:before="30"/>
+              <w:jc w:val="center"/>
+            </w:pPr>
+            <w:r/>
+            <w:r>
+              <w:rPr>
+                <w:rFonts w:ascii="Times New Roman" w:hAnsi="Times New Roman" w:cs="Times New Roman" w:eastAsia="Times New Roman"/>
+                <w:b w:val="0"/>
+                <w:i w:val="0"/>
+                <w:sz w:val="16"/>
+              </w:rPr>
+              <w:t>0.1567</w:t>
+            </w:r>
+          </w:p>
+        </w:tc>
+        <w:tc>
+          <w:tcPr>
+            <w:tcW w:type="dxa" w:w="835"/>
+            <w:tcBorders>
+              <w:top w:val="nil"/>
+              <w:bottom w:val="nil"/>
+              <w:left w:val="nil"/>
+              <w:right w:val="nil"/>
+            </w:tcBorders>
+          </w:tcPr>
+          <w:p>
+            <w:pPr>
+              <w:spacing w:line="240" w:lineRule="auto" w:after="30" w:before="30"/>
+              <w:jc w:val="center"/>
+            </w:pPr>
+            <w:r/>
+            <w:r>
+              <w:rPr>
+                <w:rFonts w:ascii="Times New Roman" w:hAnsi="Times New Roman" w:cs="Times New Roman" w:eastAsia="Times New Roman"/>
+                <w:b w:val="0"/>
+                <w:i w:val="0"/>
+                <w:sz w:val="16"/>
+              </w:rPr>
+              <w:t>1.06</w:t>
+            </w:r>
+          </w:p>
+        </w:tc>
+        <w:tc>
+          <w:tcPr>
+            <w:tcW w:type="dxa" w:w="2448"/>
+            <w:tcBorders>
+              <w:top w:val="nil"/>
+              <w:bottom w:val="nil"/>
+              <w:left w:val="nil"/>
+              <w:right w:val="nil"/>
+            </w:tcBorders>
+          </w:tcPr>
+          <w:p>
+            <w:pPr>
+              <w:spacing w:line="240" w:lineRule="auto" w:after="30" w:before="30"/>
+              <w:jc w:val="center"/>
+            </w:pPr>
+            <w:r/>
+            <w:r>
+              <w:rPr>
+                <w:rFonts w:ascii="Times New Roman" w:hAnsi="Times New Roman" w:cs="Times New Roman" w:eastAsia="Times New Roman"/>
+                <w:b w:val="0"/>
+                <w:i w:val="0"/>
+                <w:sz w:val="16"/>
+              </w:rPr>
+              <w:t>0.0014 (−0.0022 to 0.0051)</w:t>
+            </w:r>
+          </w:p>
+        </w:tc>
+        <w:tc>
+          <w:tcPr>
+            <w:tcW w:type="dxa" w:w="864"/>
+            <w:tcBorders>
+              <w:top w:val="nil"/>
+              <w:bottom w:val="nil"/>
+              <w:left w:val="nil"/>
+              <w:right w:val="nil"/>
+            </w:tcBorders>
+          </w:tcPr>
+          <w:p>
+            <w:pPr>
+              <w:spacing w:line="240" w:lineRule="auto" w:after="30" w:before="30"/>
+              <w:jc w:val="center"/>
+            </w:pPr>
+            <w:r/>
+            <w:r>
+              <w:rPr>
+                <w:rFonts w:ascii="Times New Roman" w:hAnsi="Times New Roman" w:cs="Times New Roman" w:eastAsia="Times New Roman"/>
+                <w:b w:val="0"/>
+                <w:i w:val="0"/>
+                <w:sz w:val="16"/>
+              </w:rPr>
+              <w:t>0.423</w:t>
             </w:r>
           </w:p>
         </w:tc>
@@ -3281,7 +3676,7 @@
                 <w:i w:val="0"/>
                 <w:sz w:val="16"/>
               </w:rPr>
-              <w:t>0.856 (0.840–0.871)</w:t>
+              <w:t>0.851 (0.835–0.868)</w:t>
             </w:r>
           </w:p>
         </w:tc>
@@ -3308,7 +3703,7 @@
                 <w:i w:val="0"/>
                 <w:sz w:val="16"/>
               </w:rPr>
-              <w:t>0.815</w:t>
+              <w:t>0.820</w:t>
             </w:r>
           </w:p>
         </w:tc>
@@ -3335,7 +3730,7 @@
                 <w:i w:val="0"/>
                 <w:sz w:val="16"/>
               </w:rPr>
-              <w:t>0.1541</w:t>
+              <w:t>0.1569</w:t>
             </w:r>
           </w:p>
         </w:tc>
@@ -3389,7 +3784,7 @@
                 <w:i w:val="0"/>
                 <w:sz w:val="16"/>
               </w:rPr>
-              <w:t>0.0006 (−0.0026 to 0.0040)</w:t>
+              <w:t>0.0017 (−0.0015 to 0.0052)</w:t>
             </w:r>
           </w:p>
         </w:tc>
@@ -3416,7 +3811,7 @@
                 <w:i w:val="0"/>
                 <w:sz w:val="16"/>
               </w:rPr>
-              <w:t>0.732</w:t>
+              <w:t>0.302</w:t>
             </w:r>
           </w:p>
         </w:tc>
@@ -3444,11 +3839,11 @@
             <w:r>
               <w:rPr>
                 <w:rFonts w:ascii="Times New Roman" w:hAnsi="Times New Roman" w:cs="Times New Roman" w:eastAsia="Times New Roman"/>
-                <w:b/>
+                <w:b w:val="0"/>
                 <w:i w:val="0"/>
                 <w:sz w:val="16"/>
               </w:rPr>
-              <w:t>XGBoost</w:t>
+              <w:t>Random Forest</w:t>
             </w:r>
           </w:p>
         </w:tc>
@@ -3475,7 +3870,7 @@
                 <w:i w:val="0"/>
                 <w:sz w:val="16"/>
               </w:rPr>
-              <w:t>0.855 (0.839–0.870)</w:t>
+              <w:t>0.846 (0.830–0.862)</w:t>
             </w:r>
           </w:p>
         </w:tc>
@@ -3502,7 +3897,7 @@
                 <w:i w:val="0"/>
                 <w:sz w:val="16"/>
               </w:rPr>
-              <w:t>0.809</w:t>
+              <w:t>0.806</w:t>
             </w:r>
           </w:p>
         </w:tc>
@@ -3529,7 +3924,7 @@
                 <w:i w:val="0"/>
                 <w:sz w:val="16"/>
               </w:rPr>
-              <w:t>0.1544</w:t>
+              <w:t>0.1616</w:t>
             </w:r>
           </w:p>
         </w:tc>
@@ -3556,7 +3951,7 @@
                 <w:i w:val="0"/>
                 <w:sz w:val="16"/>
               </w:rPr>
-              <w:t>1.09</w:t>
+              <w:t>1.34</w:t>
             </w:r>
           </w:p>
         </w:tc>
@@ -3583,7 +3978,7 @@
                 <w:i w:val="0"/>
                 <w:sz w:val="16"/>
               </w:rPr>
-              <w:t>0.0017 (−0.0013 to 0.0046)</w:t>
+              <w:t>0.0070 (0.0023 to 0.0115)</w:t>
             </w:r>
           </w:p>
         </w:tc>
@@ -3610,7 +4005,7 @@
                 <w:i w:val="0"/>
                 <w:sz w:val="16"/>
               </w:rPr>
-              <w:t>0.268</w:t>
+              <w:t>0.002</w:t>
             </w:r>
           </w:p>
         </w:tc>
@@ -3638,11 +4033,11 @@
             <w:r>
               <w:rPr>
                 <w:rFonts w:ascii="Times New Roman" w:hAnsi="Times New Roman" w:cs="Times New Roman" w:eastAsia="Times New Roman"/>
-                <w:b/>
+                <w:b w:val="0"/>
                 <w:i w:val="0"/>
                 <w:sz w:val="16"/>
               </w:rPr>
-              <w:t>Gradient Boosting</w:t>
+              <w:t>Logistic Regression</w:t>
             </w:r>
           </w:p>
         </w:tc>
@@ -3669,7 +4064,7 @@
                 <w:i w:val="0"/>
                 <w:sz w:val="16"/>
               </w:rPr>
-              <w:t>0.855 (0.839–0.870)</w:t>
+              <w:t>0.843 (0.826–0.860)</w:t>
             </w:r>
           </w:p>
         </w:tc>
@@ -3696,7 +4091,7 @@
                 <w:i w:val="0"/>
                 <w:sz w:val="16"/>
               </w:rPr>
-              <w:t>0.804</w:t>
+              <w:t>0.792</w:t>
             </w:r>
           </w:p>
         </w:tc>
@@ -3723,7 +4118,7 @@
                 <w:i w:val="0"/>
                 <w:sz w:val="16"/>
               </w:rPr>
-              <w:t>0.1544</w:t>
+              <w:t>0.1618</w:t>
             </w:r>
           </w:p>
         </w:tc>
@@ -3750,7 +4145,7 @@
                 <w:i w:val="0"/>
                 <w:sz w:val="16"/>
               </w:rPr>
-              <w:t>1.06</w:t>
+              <w:t>1.10</w:t>
             </w:r>
           </w:p>
         </w:tc>
@@ -3777,7 +4172,7 @@
                 <w:i w:val="0"/>
                 <w:sz w:val="16"/>
               </w:rPr>
-              <w:t>0.0021 (−0.0010 to 0.0052)</w:t>
+              <w:t>0.0101 (0.0043 to 0.0160)</w:t>
             </w:r>
           </w:p>
         </w:tc>
@@ -3804,7 +4199,7 @@
                 <w:i w:val="0"/>
                 <w:sz w:val="16"/>
               </w:rPr>
-              <w:t>0.172</w:t>
+              <w:t>&lt; 0.001</w:t>
             </w:r>
           </w:p>
         </w:tc>
@@ -3863,7 +4258,7 @@
                 <w:i w:val="0"/>
                 <w:sz w:val="16"/>
               </w:rPr>
-              <w:t>0.846 (0.829–0.862)</w:t>
+              <w:t>0.840 (0.824–0.857)</w:t>
             </w:r>
           </w:p>
         </w:tc>
@@ -3890,7 +4285,7 @@
                 <w:i w:val="0"/>
                 <w:sz w:val="16"/>
               </w:rPr>
-              <w:t>0.805</w:t>
+              <w:t>0.800</w:t>
             </w:r>
           </w:p>
         </w:tc>
@@ -3917,7 +4312,7 @@
                 <w:i w:val="0"/>
                 <w:sz w:val="16"/>
               </w:rPr>
-              <w:t>0.1594</w:t>
+              <w:t>0.1622</w:t>
             </w:r>
           </w:p>
         </w:tc>
@@ -3944,7 +4339,7 @@
                 <w:i w:val="0"/>
                 <w:sz w:val="16"/>
               </w:rPr>
-              <w:t>0.99</w:t>
+              <w:t>0.97</w:t>
             </w:r>
           </w:p>
         </w:tc>
@@ -3971,395 +4366,7 @@
                 <w:i w:val="0"/>
                 <w:sz w:val="16"/>
               </w:rPr>
-              <w:t>0.0104 (0.0049 to 0.0153)</w:t>
-            </w:r>
-          </w:p>
-        </w:tc>
-        <w:tc>
-          <w:tcPr>
-            <w:tcW w:type="dxa" w:w="864"/>
-            <w:tcBorders>
-              <w:top w:val="nil"/>
-              <w:bottom w:val="nil"/>
-              <w:left w:val="nil"/>
-              <w:right w:val="nil"/>
-            </w:tcBorders>
-          </w:tcPr>
-          <w:p>
-            <w:pPr>
-              <w:spacing w:line="240" w:lineRule="auto" w:after="30" w:before="30"/>
-              <w:jc w:val="center"/>
-            </w:pPr>
-            <w:r/>
-            <w:r>
-              <w:rPr>
-                <w:rFonts w:ascii="Times New Roman" w:hAnsi="Times New Roman" w:cs="Times New Roman" w:eastAsia="Times New Roman"/>
-                <w:b w:val="0"/>
-                <w:i w:val="0"/>
-                <w:sz w:val="16"/>
-              </w:rPr>
-              <w:t>&lt; 0.001</w:t>
-            </w:r>
-          </w:p>
-        </w:tc>
-      </w:tr>
-      <w:tr>
-        <w:trPr>
-          <w:cantSplit/>
-        </w:trPr>
-        <w:tc>
-          <w:tcPr>
-            <w:tcW w:type="dxa" w:w="1656"/>
-            <w:tcBorders>
-              <w:top w:val="nil"/>
-              <w:bottom w:val="nil"/>
-              <w:left w:val="nil"/>
-              <w:right w:val="nil"/>
-            </w:tcBorders>
-          </w:tcPr>
-          <w:p>
-            <w:pPr>
-              <w:spacing w:line="240" w:lineRule="auto" w:after="30" w:before="30"/>
-              <w:jc w:val="left"/>
-            </w:pPr>
-            <w:r/>
-            <w:r>
-              <w:rPr>
-                <w:rFonts w:ascii="Times New Roman" w:hAnsi="Times New Roman" w:cs="Times New Roman" w:eastAsia="Times New Roman"/>
-                <w:b w:val="0"/>
-                <w:i w:val="0"/>
-                <w:sz w:val="16"/>
-              </w:rPr>
-              <w:t>Logistic Regression</w:t>
-            </w:r>
-          </w:p>
-        </w:tc>
-        <w:tc>
-          <w:tcPr>
-            <w:tcW w:type="dxa" w:w="1872"/>
-            <w:tcBorders>
-              <w:top w:val="nil"/>
-              <w:bottom w:val="nil"/>
-              <w:left w:val="nil"/>
-              <w:right w:val="nil"/>
-            </w:tcBorders>
-          </w:tcPr>
-          <w:p>
-            <w:pPr>
-              <w:spacing w:line="240" w:lineRule="auto" w:after="30" w:before="30"/>
-              <w:jc w:val="center"/>
-            </w:pPr>
-            <w:r/>
-            <w:r>
-              <w:rPr>
-                <w:rFonts w:ascii="Times New Roman" w:hAnsi="Times New Roman" w:cs="Times New Roman" w:eastAsia="Times New Roman"/>
-                <w:b w:val="0"/>
-                <w:i w:val="0"/>
-                <w:sz w:val="16"/>
-              </w:rPr>
-              <w:t>0.845 (0.828–0.861)</w:t>
-            </w:r>
-          </w:p>
-        </w:tc>
-        <w:tc>
-          <w:tcPr>
-            <w:tcW w:type="dxa" w:w="720"/>
-            <w:tcBorders>
-              <w:top w:val="nil"/>
-              <w:bottom w:val="nil"/>
-              <w:left w:val="nil"/>
-              <w:right w:val="nil"/>
-            </w:tcBorders>
-          </w:tcPr>
-          <w:p>
-            <w:pPr>
-              <w:spacing w:line="240" w:lineRule="auto" w:after="30" w:before="30"/>
-              <w:jc w:val="center"/>
-            </w:pPr>
-            <w:r/>
-            <w:r>
-              <w:rPr>
-                <w:rFonts w:ascii="Times New Roman" w:hAnsi="Times New Roman" w:cs="Times New Roman" w:eastAsia="Times New Roman"/>
-                <w:b w:val="0"/>
-                <w:i w:val="0"/>
-                <w:sz w:val="16"/>
-              </w:rPr>
-              <w:t>0.788</w:t>
-            </w:r>
-          </w:p>
-        </w:tc>
-        <w:tc>
-          <w:tcPr>
-            <w:tcW w:type="dxa" w:w="749"/>
-            <w:tcBorders>
-              <w:top w:val="nil"/>
-              <w:bottom w:val="nil"/>
-              <w:left w:val="nil"/>
-              <w:right w:val="nil"/>
-            </w:tcBorders>
-          </w:tcPr>
-          <w:p>
-            <w:pPr>
-              <w:spacing w:line="240" w:lineRule="auto" w:after="30" w:before="30"/>
-              <w:jc w:val="center"/>
-            </w:pPr>
-            <w:r/>
-            <w:r>
-              <w:rPr>
-                <w:rFonts w:ascii="Times New Roman" w:hAnsi="Times New Roman" w:cs="Times New Roman" w:eastAsia="Times New Roman"/>
-                <w:b w:val="0"/>
-                <w:i w:val="0"/>
-                <w:sz w:val="16"/>
-              </w:rPr>
-              <w:t>0.1609</w:t>
-            </w:r>
-          </w:p>
-        </w:tc>
-        <w:tc>
-          <w:tcPr>
-            <w:tcW w:type="dxa" w:w="835"/>
-            <w:tcBorders>
-              <w:top w:val="nil"/>
-              <w:bottom w:val="nil"/>
-              <w:left w:val="nil"/>
-              <w:right w:val="nil"/>
-            </w:tcBorders>
-          </w:tcPr>
-          <w:p>
-            <w:pPr>
-              <w:spacing w:line="240" w:lineRule="auto" w:after="30" w:before="30"/>
-              <w:jc w:val="center"/>
-            </w:pPr>
-            <w:r/>
-            <w:r>
-              <w:rPr>
-                <w:rFonts w:ascii="Times New Roman" w:hAnsi="Times New Roman" w:cs="Times New Roman" w:eastAsia="Times New Roman"/>
-                <w:b w:val="0"/>
-                <w:i w:val="0"/>
-                <w:sz w:val="16"/>
-              </w:rPr>
-              <w:t>1.08</w:t>
-            </w:r>
-          </w:p>
-        </w:tc>
-        <w:tc>
-          <w:tcPr>
-            <w:tcW w:type="dxa" w:w="2448"/>
-            <w:tcBorders>
-              <w:top w:val="nil"/>
-              <w:bottom w:val="nil"/>
-              <w:left w:val="nil"/>
-              <w:right w:val="nil"/>
-            </w:tcBorders>
-          </w:tcPr>
-          <w:p>
-            <w:pPr>
-              <w:spacing w:line="240" w:lineRule="auto" w:after="30" w:before="30"/>
-              <w:jc w:val="center"/>
-            </w:pPr>
-            <w:r/>
-            <w:r>
-              <w:rPr>
-                <w:rFonts w:ascii="Times New Roman" w:hAnsi="Times New Roman" w:cs="Times New Roman" w:eastAsia="Times New Roman"/>
-                <w:b w:val="0"/>
-                <w:i w:val="0"/>
-                <w:sz w:val="16"/>
-              </w:rPr>
-              <w:t>0.0119 (0.0056 to 0.0181)</w:t>
-            </w:r>
-          </w:p>
-        </w:tc>
-        <w:tc>
-          <w:tcPr>
-            <w:tcW w:type="dxa" w:w="864"/>
-            <w:tcBorders>
-              <w:top w:val="nil"/>
-              <w:bottom w:val="nil"/>
-              <w:left w:val="nil"/>
-              <w:right w:val="nil"/>
-            </w:tcBorders>
-          </w:tcPr>
-          <w:p>
-            <w:pPr>
-              <w:spacing w:line="240" w:lineRule="auto" w:after="30" w:before="30"/>
-              <w:jc w:val="center"/>
-            </w:pPr>
-            <w:r/>
-            <w:r>
-              <w:rPr>
-                <w:rFonts w:ascii="Times New Roman" w:hAnsi="Times New Roman" w:cs="Times New Roman" w:eastAsia="Times New Roman"/>
-                <w:b w:val="0"/>
-                <w:i w:val="0"/>
-                <w:sz w:val="16"/>
-              </w:rPr>
-              <w:t>&lt; 0.001</w:t>
-            </w:r>
-          </w:p>
-        </w:tc>
-      </w:tr>
-      <w:tr>
-        <w:trPr>
-          <w:cantSplit/>
-        </w:trPr>
-        <w:tc>
-          <w:tcPr>
-            <w:tcW w:type="dxa" w:w="1656"/>
-            <w:tcBorders>
-              <w:top w:val="nil"/>
-              <w:bottom w:val="nil"/>
-              <w:left w:val="nil"/>
-              <w:right w:val="nil"/>
-            </w:tcBorders>
-          </w:tcPr>
-          <w:p>
-            <w:pPr>
-              <w:spacing w:line="240" w:lineRule="auto" w:after="30" w:before="30"/>
-              <w:jc w:val="left"/>
-            </w:pPr>
-            <w:r/>
-            <w:r>
-              <w:rPr>
-                <w:rFonts w:ascii="Times New Roman" w:hAnsi="Times New Roman" w:cs="Times New Roman" w:eastAsia="Times New Roman"/>
-                <w:b w:val="0"/>
-                <w:i w:val="0"/>
-                <w:sz w:val="16"/>
-              </w:rPr>
-              <w:t>Random Forest</w:t>
-            </w:r>
-          </w:p>
-        </w:tc>
-        <w:tc>
-          <w:tcPr>
-            <w:tcW w:type="dxa" w:w="1872"/>
-            <w:tcBorders>
-              <w:top w:val="nil"/>
-              <w:bottom w:val="nil"/>
-              <w:left w:val="nil"/>
-              <w:right w:val="nil"/>
-            </w:tcBorders>
-          </w:tcPr>
-          <w:p>
-            <w:pPr>
-              <w:spacing w:line="240" w:lineRule="auto" w:after="30" w:before="30"/>
-              <w:jc w:val="center"/>
-            </w:pPr>
-            <w:r/>
-            <w:r>
-              <w:rPr>
-                <w:rFonts w:ascii="Times New Roman" w:hAnsi="Times New Roman" w:cs="Times New Roman" w:eastAsia="Times New Roman"/>
-                <w:b w:val="0"/>
-                <w:i w:val="0"/>
-                <w:sz w:val="16"/>
-              </w:rPr>
-              <w:t>0.845 (0.827–0.861)</w:t>
-            </w:r>
-          </w:p>
-        </w:tc>
-        <w:tc>
-          <w:tcPr>
-            <w:tcW w:type="dxa" w:w="720"/>
-            <w:tcBorders>
-              <w:top w:val="nil"/>
-              <w:bottom w:val="nil"/>
-              <w:left w:val="nil"/>
-              <w:right w:val="nil"/>
-            </w:tcBorders>
-          </w:tcPr>
-          <w:p>
-            <w:pPr>
-              <w:spacing w:line="240" w:lineRule="auto" w:after="30" w:before="30"/>
-              <w:jc w:val="center"/>
-            </w:pPr>
-            <w:r/>
-            <w:r>
-              <w:rPr>
-                <w:rFonts w:ascii="Times New Roman" w:hAnsi="Times New Roman" w:cs="Times New Roman" w:eastAsia="Times New Roman"/>
-                <w:b w:val="0"/>
-                <w:i w:val="0"/>
-                <w:sz w:val="16"/>
-              </w:rPr>
-              <w:t>0.796</w:t>
-            </w:r>
-          </w:p>
-        </w:tc>
-        <w:tc>
-          <w:tcPr>
-            <w:tcW w:type="dxa" w:w="749"/>
-            <w:tcBorders>
-              <w:top w:val="nil"/>
-              <w:bottom w:val="nil"/>
-              <w:left w:val="nil"/>
-              <w:right w:val="nil"/>
-            </w:tcBorders>
-          </w:tcPr>
-          <w:p>
-            <w:pPr>
-              <w:spacing w:line="240" w:lineRule="auto" w:after="30" w:before="30"/>
-              <w:jc w:val="center"/>
-            </w:pPr>
-            <w:r/>
-            <w:r>
-              <w:rPr>
-                <w:rFonts w:ascii="Times New Roman" w:hAnsi="Times New Roman" w:cs="Times New Roman" w:eastAsia="Times New Roman"/>
-                <w:b w:val="0"/>
-                <w:i w:val="0"/>
-                <w:sz w:val="16"/>
-              </w:rPr>
-              <w:t>0.1629</w:t>
-            </w:r>
-          </w:p>
-        </w:tc>
-        <w:tc>
-          <w:tcPr>
-            <w:tcW w:type="dxa" w:w="835"/>
-            <w:tcBorders>
-              <w:top w:val="nil"/>
-              <w:bottom w:val="nil"/>
-              <w:left w:val="nil"/>
-              <w:right w:val="nil"/>
-            </w:tcBorders>
-          </w:tcPr>
-          <w:p>
-            <w:pPr>
-              <w:spacing w:line="240" w:lineRule="auto" w:after="30" w:before="30"/>
-              <w:jc w:val="center"/>
-            </w:pPr>
-            <w:r/>
-            <w:r>
-              <w:rPr>
-                <w:rFonts w:ascii="Times New Roman" w:hAnsi="Times New Roman" w:cs="Times New Roman" w:eastAsia="Times New Roman"/>
-                <w:b w:val="0"/>
-                <w:i w:val="0"/>
-                <w:sz w:val="16"/>
-              </w:rPr>
-              <w:t>1.40</w:t>
-            </w:r>
-          </w:p>
-        </w:tc>
-        <w:tc>
-          <w:tcPr>
-            <w:tcW w:type="dxa" w:w="2448"/>
-            <w:tcBorders>
-              <w:top w:val="nil"/>
-              <w:bottom w:val="nil"/>
-              <w:left w:val="nil"/>
-              <w:right w:val="nil"/>
-            </w:tcBorders>
-          </w:tcPr>
-          <w:p>
-            <w:pPr>
-              <w:spacing w:line="240" w:lineRule="auto" w:after="30" w:before="30"/>
-              <w:jc w:val="center"/>
-            </w:pPr>
-            <w:r/>
-            <w:r>
-              <w:rPr>
-                <w:rFonts w:ascii="Times New Roman" w:hAnsi="Times New Roman" w:cs="Times New Roman" w:eastAsia="Times New Roman"/>
-                <w:b w:val="0"/>
-                <w:i w:val="0"/>
-                <w:sz w:val="16"/>
-              </w:rPr>
-              <w:t>0.0120 (0.0075 to 0.0165)</w:t>
+              <w:t>0.0128 (0.0074 to 0.0181)</w:t>
             </w:r>
           </w:p>
         </w:tc>
@@ -4445,7 +4452,7 @@
                 <w:i w:val="0"/>
                 <w:sz w:val="16"/>
               </w:rPr>
-              <w:t>0.830 (0.811–0.846)</w:t>
+              <w:t>0.831 (0.814–0.847)</w:t>
             </w:r>
           </w:p>
         </w:tc>
@@ -4472,7 +4479,7 @@
                 <w:i w:val="0"/>
                 <w:sz w:val="16"/>
               </w:rPr>
-              <w:t>0.769</w:t>
+              <w:t>0.778</w:t>
             </w:r>
           </w:p>
         </w:tc>
@@ -4499,7 +4506,7 @@
                 <w:i w:val="0"/>
                 <w:sz w:val="16"/>
               </w:rPr>
-              <w:t>0.1676</w:t>
+              <w:t>0.1672</w:t>
             </w:r>
           </w:p>
         </w:tc>
@@ -4553,7 +4560,201 @@
                 <w:i w:val="0"/>
                 <w:sz w:val="16"/>
               </w:rPr>
-              <w:t>0.0267 (0.0185 to 0.0350)</w:t>
+              <w:t>0.0223 (0.0136 to 0.0307)</w:t>
+            </w:r>
+          </w:p>
+        </w:tc>
+        <w:tc>
+          <w:tcPr>
+            <w:tcW w:type="dxa" w:w="864"/>
+            <w:tcBorders>
+              <w:top w:val="nil"/>
+              <w:bottom w:val="nil"/>
+              <w:left w:val="nil"/>
+              <w:right w:val="nil"/>
+            </w:tcBorders>
+          </w:tcPr>
+          <w:p>
+            <w:pPr>
+              <w:spacing w:line="240" w:lineRule="auto" w:after="30" w:before="30"/>
+              <w:jc w:val="center"/>
+            </w:pPr>
+            <w:r/>
+            <w:r>
+              <w:rPr>
+                <w:rFonts w:ascii="Times New Roman" w:hAnsi="Times New Roman" w:cs="Times New Roman" w:eastAsia="Times New Roman"/>
+                <w:b w:val="0"/>
+                <w:i w:val="0"/>
+                <w:sz w:val="16"/>
+              </w:rPr>
+              <w:t>&lt; 0.001</w:t>
+            </w:r>
+          </w:p>
+        </w:tc>
+      </w:tr>
+      <w:tr>
+        <w:trPr>
+          <w:cantSplit/>
+        </w:trPr>
+        <w:tc>
+          <w:tcPr>
+            <w:tcW w:type="dxa" w:w="1656"/>
+            <w:tcBorders>
+              <w:top w:val="nil"/>
+              <w:bottom w:val="nil"/>
+              <w:left w:val="nil"/>
+              <w:right w:val="nil"/>
+            </w:tcBorders>
+          </w:tcPr>
+          <w:p>
+            <w:pPr>
+              <w:spacing w:line="240" w:lineRule="auto" w:after="30" w:before="30"/>
+              <w:jc w:val="left"/>
+            </w:pPr>
+            <w:r/>
+            <w:r>
+              <w:rPr>
+                <w:rFonts w:ascii="Times New Roman" w:hAnsi="Times New Roman" w:cs="Times New Roman" w:eastAsia="Times New Roman"/>
+                <w:b w:val="0"/>
+                <w:i w:val="0"/>
+                <w:sz w:val="16"/>
+              </w:rPr>
+              <w:t>KNN</w:t>
+            </w:r>
+          </w:p>
+        </w:tc>
+        <w:tc>
+          <w:tcPr>
+            <w:tcW w:type="dxa" w:w="1872"/>
+            <w:tcBorders>
+              <w:top w:val="nil"/>
+              <w:bottom w:val="nil"/>
+              <w:left w:val="nil"/>
+              <w:right w:val="nil"/>
+            </w:tcBorders>
+          </w:tcPr>
+          <w:p>
+            <w:pPr>
+              <w:spacing w:line="240" w:lineRule="auto" w:after="30" w:before="30"/>
+              <w:jc w:val="center"/>
+            </w:pPr>
+            <w:r/>
+            <w:r>
+              <w:rPr>
+                <w:rFonts w:ascii="Times New Roman" w:hAnsi="Times New Roman" w:cs="Times New Roman" w:eastAsia="Times New Roman"/>
+                <w:b w:val="0"/>
+                <w:i w:val="0"/>
+                <w:sz w:val="16"/>
+              </w:rPr>
+              <w:t>0.807 (0.788–0.825)</w:t>
+            </w:r>
+          </w:p>
+        </w:tc>
+        <w:tc>
+          <w:tcPr>
+            <w:tcW w:type="dxa" w:w="720"/>
+            <w:tcBorders>
+              <w:top w:val="nil"/>
+              <w:bottom w:val="nil"/>
+              <w:left w:val="nil"/>
+              <w:right w:val="nil"/>
+            </w:tcBorders>
+          </w:tcPr>
+          <w:p>
+            <w:pPr>
+              <w:spacing w:line="240" w:lineRule="auto" w:after="30" w:before="30"/>
+              <w:jc w:val="center"/>
+            </w:pPr>
+            <w:r/>
+            <w:r>
+              <w:rPr>
+                <w:rFonts w:ascii="Times New Roman" w:hAnsi="Times New Roman" w:cs="Times New Roman" w:eastAsia="Times New Roman"/>
+                <w:b w:val="0"/>
+                <w:i w:val="0"/>
+                <w:sz w:val="16"/>
+              </w:rPr>
+              <w:t>0.750</w:t>
+            </w:r>
+          </w:p>
+        </w:tc>
+        <w:tc>
+          <w:tcPr>
+            <w:tcW w:type="dxa" w:w="749"/>
+            <w:tcBorders>
+              <w:top w:val="nil"/>
+              <w:bottom w:val="nil"/>
+              <w:left w:val="nil"/>
+              <w:right w:val="nil"/>
+            </w:tcBorders>
+          </w:tcPr>
+          <w:p>
+            <w:pPr>
+              <w:spacing w:line="240" w:lineRule="auto" w:after="30" w:before="30"/>
+              <w:jc w:val="center"/>
+            </w:pPr>
+            <w:r/>
+            <w:r>
+              <w:rPr>
+                <w:rFonts w:ascii="Times New Roman" w:hAnsi="Times New Roman" w:cs="Times New Roman" w:eastAsia="Times New Roman"/>
+                <w:b w:val="0"/>
+                <w:i w:val="0"/>
+                <w:sz w:val="16"/>
+              </w:rPr>
+              <w:t>0.1810</w:t>
+            </w:r>
+          </w:p>
+        </w:tc>
+        <w:tc>
+          <w:tcPr>
+            <w:tcW w:type="dxa" w:w="835"/>
+            <w:tcBorders>
+              <w:top w:val="nil"/>
+              <w:bottom w:val="nil"/>
+              <w:left w:val="nil"/>
+              <w:right w:val="nil"/>
+            </w:tcBorders>
+          </w:tcPr>
+          <w:p>
+            <w:pPr>
+              <w:spacing w:line="240" w:lineRule="auto" w:after="30" w:before="30"/>
+              <w:jc w:val="center"/>
+            </w:pPr>
+            <w:r/>
+            <w:r>
+              <w:rPr>
+                <w:rFonts w:ascii="Times New Roman" w:hAnsi="Times New Roman" w:cs="Times New Roman" w:eastAsia="Times New Roman"/>
+                <w:b w:val="0"/>
+                <w:i w:val="0"/>
+                <w:sz w:val="16"/>
+              </w:rPr>
+              <w:t>1.09</w:t>
+            </w:r>
+          </w:p>
+        </w:tc>
+        <w:tc>
+          <w:tcPr>
+            <w:tcW w:type="dxa" w:w="2448"/>
+            <w:tcBorders>
+              <w:top w:val="nil"/>
+              <w:bottom w:val="nil"/>
+              <w:left w:val="nil"/>
+              <w:right w:val="nil"/>
+            </w:tcBorders>
+          </w:tcPr>
+          <w:p>
+            <w:pPr>
+              <w:spacing w:line="240" w:lineRule="auto" w:after="30" w:before="30"/>
+              <w:jc w:val="center"/>
+            </w:pPr>
+            <w:r/>
+            <w:r>
+              <w:rPr>
+                <w:rFonts w:ascii="Times New Roman" w:hAnsi="Times New Roman" w:cs="Times New Roman" w:eastAsia="Times New Roman"/>
+                <w:b w:val="0"/>
+                <w:i w:val="0"/>
+                <w:sz w:val="16"/>
+              </w:rPr>
+              <w:t>0.0461 (0.0358 to 0.0568)</w:t>
             </w:r>
           </w:p>
         </w:tc>
@@ -4639,7 +4840,7 @@
                 <w:i w:val="0"/>
                 <w:sz w:val="16"/>
               </w:rPr>
-              <w:t>0.806 (0.788–0.823)</w:t>
+              <w:t>0.802 (0.784–0.819)</w:t>
             </w:r>
           </w:p>
         </w:tc>
@@ -4666,7 +4867,7 @@
                 <w:i w:val="0"/>
                 <w:sz w:val="16"/>
               </w:rPr>
-              <w:t>0.761</w:t>
+              <w:t>0.752</w:t>
             </w:r>
           </w:p>
         </w:tc>
@@ -4693,7 +4894,7 @@
                 <w:i w:val="0"/>
                 <w:sz w:val="16"/>
               </w:rPr>
-              <w:t>0.1957</w:t>
+              <w:t>0.1939</w:t>
             </w:r>
           </w:p>
         </w:tc>
@@ -4720,7 +4921,7 @@
                 <w:i w:val="0"/>
                 <w:sz w:val="16"/>
               </w:rPr>
-              <w:t>0.43</w:t>
+              <w:t>0.45</w:t>
             </w:r>
           </w:p>
         </w:tc>
@@ -4747,201 +4948,7 @@
                 <w:i w:val="0"/>
                 <w:sz w:val="16"/>
               </w:rPr>
-              <w:t>0.0506 (0.0385 to 0.0622)</w:t>
-            </w:r>
-          </w:p>
-        </w:tc>
-        <w:tc>
-          <w:tcPr>
-            <w:tcW w:type="dxa" w:w="864"/>
-            <w:tcBorders>
-              <w:top w:val="nil"/>
-              <w:bottom w:val="nil"/>
-              <w:left w:val="nil"/>
-              <w:right w:val="nil"/>
-            </w:tcBorders>
-          </w:tcPr>
-          <w:p>
-            <w:pPr>
-              <w:spacing w:line="240" w:lineRule="auto" w:after="30" w:before="30"/>
-              <w:jc w:val="center"/>
-            </w:pPr>
-            <w:r/>
-            <w:r>
-              <w:rPr>
-                <w:rFonts w:ascii="Times New Roman" w:hAnsi="Times New Roman" w:cs="Times New Roman" w:eastAsia="Times New Roman"/>
-                <w:b w:val="0"/>
-                <w:i w:val="0"/>
-                <w:sz w:val="16"/>
-              </w:rPr>
-              <w:t>&lt; 0.001</w:t>
-            </w:r>
-          </w:p>
-        </w:tc>
-      </w:tr>
-      <w:tr>
-        <w:trPr>
-          <w:cantSplit/>
-        </w:trPr>
-        <w:tc>
-          <w:tcPr>
-            <w:tcW w:type="dxa" w:w="1656"/>
-            <w:tcBorders>
-              <w:top w:val="nil"/>
-              <w:bottom w:val="nil"/>
-              <w:left w:val="nil"/>
-              <w:right w:val="nil"/>
-            </w:tcBorders>
-          </w:tcPr>
-          <w:p>
-            <w:pPr>
-              <w:spacing w:line="240" w:lineRule="auto" w:after="30" w:before="30"/>
-              <w:jc w:val="left"/>
-            </w:pPr>
-            <w:r/>
-            <w:r>
-              <w:rPr>
-                <w:rFonts w:ascii="Times New Roman" w:hAnsi="Times New Roman" w:cs="Times New Roman" w:eastAsia="Times New Roman"/>
-                <w:b w:val="0"/>
-                <w:i w:val="0"/>
-                <w:sz w:val="16"/>
-              </w:rPr>
-              <w:t>KNN</w:t>
-            </w:r>
-          </w:p>
-        </w:tc>
-        <w:tc>
-          <w:tcPr>
-            <w:tcW w:type="dxa" w:w="1872"/>
-            <w:tcBorders>
-              <w:top w:val="nil"/>
-              <w:bottom w:val="nil"/>
-              <w:left w:val="nil"/>
-              <w:right w:val="nil"/>
-            </w:tcBorders>
-          </w:tcPr>
-          <w:p>
-            <w:pPr>
-              <w:spacing w:line="240" w:lineRule="auto" w:after="30" w:before="30"/>
-              <w:jc w:val="center"/>
-            </w:pPr>
-            <w:r/>
-            <w:r>
-              <w:rPr>
-                <w:rFonts w:ascii="Times New Roman" w:hAnsi="Times New Roman" w:cs="Times New Roman" w:eastAsia="Times New Roman"/>
-                <w:b w:val="0"/>
-                <w:i w:val="0"/>
-                <w:sz w:val="16"/>
-              </w:rPr>
-              <w:t>0.802 (0.782–0.821)</w:t>
-            </w:r>
-          </w:p>
-        </w:tc>
-        <w:tc>
-          <w:tcPr>
-            <w:tcW w:type="dxa" w:w="720"/>
-            <w:tcBorders>
-              <w:top w:val="nil"/>
-              <w:bottom w:val="nil"/>
-              <w:left w:val="nil"/>
-              <w:right w:val="nil"/>
-            </w:tcBorders>
-          </w:tcPr>
-          <w:p>
-            <w:pPr>
-              <w:spacing w:line="240" w:lineRule="auto" w:after="30" w:before="30"/>
-              <w:jc w:val="center"/>
-            </w:pPr>
-            <w:r/>
-            <w:r>
-              <w:rPr>
-                <w:rFonts w:ascii="Times New Roman" w:hAnsi="Times New Roman" w:cs="Times New Roman" w:eastAsia="Times New Roman"/>
-                <w:b w:val="0"/>
-                <w:i w:val="0"/>
-                <w:sz w:val="16"/>
-              </w:rPr>
-              <w:t>0.738</w:t>
-            </w:r>
-          </w:p>
-        </w:tc>
-        <w:tc>
-          <w:tcPr>
-            <w:tcW w:type="dxa" w:w="749"/>
-            <w:tcBorders>
-              <w:top w:val="nil"/>
-              <w:bottom w:val="nil"/>
-              <w:left w:val="nil"/>
-              <w:right w:val="nil"/>
-            </w:tcBorders>
-          </w:tcPr>
-          <w:p>
-            <w:pPr>
-              <w:spacing w:line="240" w:lineRule="auto" w:after="30" w:before="30"/>
-              <w:jc w:val="center"/>
-            </w:pPr>
-            <w:r/>
-            <w:r>
-              <w:rPr>
-                <w:rFonts w:ascii="Times New Roman" w:hAnsi="Times New Roman" w:cs="Times New Roman" w:eastAsia="Times New Roman"/>
-                <w:b w:val="0"/>
-                <w:i w:val="0"/>
-                <w:sz w:val="16"/>
-              </w:rPr>
-              <w:t>0.1847</w:t>
-            </w:r>
-          </w:p>
-        </w:tc>
-        <w:tc>
-          <w:tcPr>
-            <w:tcW w:type="dxa" w:w="835"/>
-            <w:tcBorders>
-              <w:top w:val="nil"/>
-              <w:bottom w:val="nil"/>
-              <w:left w:val="nil"/>
-              <w:right w:val="nil"/>
-            </w:tcBorders>
-          </w:tcPr>
-          <w:p>
-            <w:pPr>
-              <w:spacing w:line="240" w:lineRule="auto" w:after="30" w:before="30"/>
-              <w:jc w:val="center"/>
-            </w:pPr>
-            <w:r/>
-            <w:r>
-              <w:rPr>
-                <w:rFonts w:ascii="Times New Roman" w:hAnsi="Times New Roman" w:cs="Times New Roman" w:eastAsia="Times New Roman"/>
-                <w:b w:val="0"/>
-                <w:i w:val="0"/>
-                <w:sz w:val="16"/>
-              </w:rPr>
-              <w:t>1.09</w:t>
-            </w:r>
-          </w:p>
-        </w:tc>
-        <w:tc>
-          <w:tcPr>
-            <w:tcW w:type="dxa" w:w="2448"/>
-            <w:tcBorders>
-              <w:top w:val="nil"/>
-              <w:bottom w:val="nil"/>
-              <w:left w:val="nil"/>
-              <w:right w:val="nil"/>
-            </w:tcBorders>
-          </w:tcPr>
-          <w:p>
-            <w:pPr>
-              <w:spacing w:line="240" w:lineRule="auto" w:after="30" w:before="30"/>
-              <w:jc w:val="center"/>
-            </w:pPr>
-            <w:r/>
-            <w:r>
-              <w:rPr>
-                <w:rFonts w:ascii="Times New Roman" w:hAnsi="Times New Roman" w:cs="Times New Roman" w:eastAsia="Times New Roman"/>
-                <w:b w:val="0"/>
-                <w:i w:val="0"/>
-                <w:sz w:val="16"/>
-              </w:rPr>
-              <w:t>0.0548 (0.0434 to 0.0655)</w:t>
+              <w:t>0.0515 (0.0397 to 0.0630)</w:t>
             </w:r>
           </w:p>
         </w:tc>
@@ -5027,7 +5034,7 @@
                 <w:i w:val="0"/>
                 <w:sz w:val="16"/>
               </w:rPr>
-              <w:t>0.730 (0.709–0.752)</w:t>
+              <w:t>0.746 (0.725–0.765)</w:t>
             </w:r>
           </w:p>
         </w:tc>
@@ -5054,7 +5061,7 @@
                 <w:i w:val="0"/>
                 <w:sz w:val="16"/>
               </w:rPr>
-              <w:t>0.669</w:t>
+              <w:t>0.687</w:t>
             </w:r>
           </w:p>
         </w:tc>
@@ -5081,7 +5088,7 @@
                 <w:i w:val="0"/>
                 <w:sz w:val="16"/>
               </w:rPr>
-              <w:t>0.2651</w:t>
+              <w:t>0.2484</w:t>
             </w:r>
           </w:p>
         </w:tc>
@@ -5108,7 +5115,7 @@
                 <w:i w:val="0"/>
                 <w:sz w:val="16"/>
               </w:rPr>
-              <w:t>0.18</w:t>
+              <w:t>0.19</w:t>
             </w:r>
           </w:p>
         </w:tc>
@@ -5135,7 +5142,7 @@
                 <w:i w:val="0"/>
                 <w:sz w:val="16"/>
               </w:rPr>
-              <w:t>0.1266 (0.1082 to 0.1432)</w:t>
+              <w:t>0.1073 (0.0921 to 0.1242)</w:t>
             </w:r>
           </w:p>
         </w:tc>
@@ -5179,7 +5186,7 @@
           <w:i w:val="0"/>
           <w:sz w:val="18"/>
         </w:rPr>
-        <w:t>AUROC, area under the receiver operating characteristic curve; AUPRC, area under the precision–recall curve; Cal. slope, calibration slope (1.00 = perfect). Lower Brier scores indicate better probabilistic accuracy.</w:t>
+        <w:t>AUROC, area under the receiver operating characteristic curve; AUPRC, area under the precision–recall curve; Cal. slope, calibration slope (1.00 = perfect). Lower Brier scores indicate better probabilistic accuracy. Bootstrap 95% confidence intervals for AUPRC and Brier score are in 04_Results_Tables/model_comparison.csv.</w:t>
       </w:r>
     </w:p>
     <w:p>
@@ -5312,7 +5319,7 @@
           <w:i w:val="0"/>
           <w:sz w:val="24"/>
         </w:rPr>
-        <w:t>Body mass index and age dominated both importance analyses (Figures 3 and 4; full ranking in Table S5). By mean absolute SHAP value, body mass index (1.025) and age (0.991) were followed by vigorous recreational activity at 0.194, a fivefold drop from second to third. The gap was starker by permutation importance, where removing body mass index cost 0.160 AUROC units and age 0.156, against 0.0084 for the third-ranked predictor. Between them these two account for nearly all of the model's discriminatory capacity; everything else adjusts risk at the margin.</w:t>
+        <w:t>Two predictors dominated both importance analyses for CatBoost (Figures 3 and 4; full ranking in Table S5). By mean absolute SHAP value, body mass index (1.047) and age (0.938) were followed by vigorous recreational activity at 0.175, a 5.4-fold drop from second to third. By permutation importance, randomly shuffling body mass index cost 0.165 AUROC units and age 0.147, against 0.0055 for the third-ranked predictor. Everything else adjusts risk at the margin; Table S8 shows what this means for the model as a whole.</w:t>
       </w:r>
     </w:p>
     <w:p>
@@ -5328,7 +5335,7 @@
           <w:i w:val="0"/>
           <w:sz w:val="24"/>
         </w:rPr>
-        <w:t>The two methods agreed only moderately below the top of the ranking (Spearman ρ = 0.62 across 33 predictors; Figure 4A). Disagreement of this kind is expected rather than anomalous: mean absolute SHAP measures how far a predictor moves individual predictions, whereas permutation importance measures how much ranking performance degrades when that predictor is destroyed, so a predictor substitutable by correlated predictors scores well on the first and poorly on the second. Reporting either alone would have supported a confident but method-dependent account of which exposures matter. Two missingness indicators also carried non-trivial SHAP weight (whether average daily alcohol consumption and whether the income-to-poverty ratio were recorded), which are artifacts of questionnaire structure rather than biological signal and are excluded from the predictor ranking.</w:t>
+        <w:t>The two methods agreed only moderately below the top of the ranking (Spearman ρ = 0.67 across 32 predictors; Figure 4A). Disagreement of this kind is expected: mean absolute SHAP measures how far a predictor moves individual predictions, whereas permutation importance measures how much ranking performance degrades when that predictor is scrambled, so a predictor that correlated predictors can substitute for scores well on the first and poorly on the second. Missing-value indicators for income-to-poverty ratio: also carried SHAP weight of at least 0.01; these describe questionnaire structure rather than biology and are kept out of the predictor ranking.</w:t>
       </w:r>
     </w:p>
     <w:p>
@@ -5394,7 +5401,7 @@
           <w:i w:val="0"/>
           <w:sz w:val="20"/>
         </w:rPr>
-        <w:t>SHAP summary plot for the CatBoost model on the held-out test partition, showing the 18 highest-ranked features. Each point is one participant; horizontal position is that feature's contribution to that participant's predicted log-odds of metabolic syndrome, and color encodes the feature's value from low (blue) to high (orange). Abbreviations: BMI, body mass index (kg/m²); Vigorous rec. PA, vigorous recreational activity; Resting pulse, resting pulse (60 sec); Eth: NH Black, race/ethnicity: Non-Hispanic Black; Diet quality, self-rated diet quality (1=excellent...5=poor); Eth: Other/Multi, race/ethnicity: Other/Multi-Racial; Blood Cd, blood cadmium (µg/L); Blood Pb, blood lead (µg/dL); Blood Se, blood selenium (µg/L); Blood Hg, blood mercury, total (µg/L); PIR, income-to-poverty ratio; Drinks/day, avg. alcoholic drinks/day (past 12 mo); Smoking intensity, current smoking intensity (0=none, 1=some days, 2=every day); Moderate rec. PA, moderate recreational activity.</w:t>
+        <w:t>SHAP summary plot for the CatBoost model on the held-out test partition, showing the 18 highest-ranked features. Each point is one participant; horizontal position is that feature's contribution to that participant's predicted log-odds of metabolic syndrome, and color encodes the feature's value from low (blue) to high (orange). Abbreviations: BMI, body mass index (kg/m²); Vigorous rec. PA, vigorous recreational activity; Resting pulse, resting pulse (60 sec); Diet quality, self-rated diet quality (1=excellent...5=poor); Eth: NH Black, race/ethnicity: Non-Hispanic Black; Drinks/drinking day, avg. drinks per drinking day (past 12 mo; Smoking intensity, current smoking intensity (0=none, 1=some days, 2=every day); Eth: Other/Multi, race/ethnicity: Other/Multi-Racial; Active transport, minutes walking/biking for transportation; Blood Cd, blood cadmium (µg/L); Blood Se, blood selenium (µg/L); Exam season, exam month: May-Oct (vs. Nov-Apr); Blood Pb, blood lead (µg/dL).</w:t>
       </w:r>
     </w:p>
     <w:p>
@@ -5425,7 +5432,7 @@
           <w:i w:val="0"/>
           <w:sz w:val="24"/>
         </w:rPr>
-        <w:t>All five metals ranked in the middle or lower portion of the ordering, well below body mass index and age but above several demographic and lifestyle covariates. Their relative standing depended sharply on which importance method was used, and that method-dependence is itself the substantive observation; the precise ordering it produces is not. Cadmium was the highest-ranked metal by SHAP (rank 10 of 33) but fell to 18 by permutation importance, a gap of 8 places; the widest gap among the metals belonged to mercury (14 versus 27). Lead showed the opposite pattern, ranking 11 and 9: close agreement between methods, and the only metal of the five in the permutation-importance top ten.</w:t>
+        <w:t>The five metals ranked between 11 and 23 of 32 predictors, and their order depended on the importance method. By SHAP the highest-ranked metal was cadmium (rank 15); by permutation importance it was lead (rank 11). The widest disagreement belonged to lead (18 by SHAP versus 11 by permutation), and the closest agreement to selenium (16 versus 16).</w:t>
       </w:r>
     </w:p>
     <w:p>
@@ -5441,7 +5448,7 @@
           <w:i w:val="0"/>
           <w:sz w:val="24"/>
         </w:rPr>
-        <w:t>Agreement across independently fitted models tells the same story more decisively (Figure 4B). Lead was the most stable, ranking 4–9 across the four leading models and appearing in the top ten of every one. Selenium ranked 11–27, cadmium 17–29, manganese 19–29 and mercury 15–33, the widest swing of any predictor examined. Averaged across models, neither cadmium nor mercury nor manganese placed among the fifteen highest-ranked predictors. The permutation analysis also carries its own uncertainty, and reading the metal ordering without it would overstate what the data support: across ten permutations only lead (0.00123 ± 0.00044) and selenium (0.00069 ± 0.00023) had mean importances exceeding their own standard deviation, whereas for cadmium, manganese and mercury the mean was smaller than the run-to-run variability. The defensible statement is narrower than a rank list: lead and selenium carry permutation signal distinguishable from noise, and the other three do not.</w:t>
+        <w:t>Across the four highest-AUROC models, each fitted and permuted independently (Figure 4B), permutation ranks were cadmium 13–16, lead 6–11, selenium 9–16, mercury 15–30 and manganese 17–32, from most to least stable. The permutation analysis carries its own uncertainty: across ten shuffles, only lead (0.00114 ± 0.00051) and cadmium (0.00100 ± 0.00042) had a mean importance larger than its own standard deviation, whereas for mercury, selenium and manganese the mean was smaller than the shuffle-to-shuffle variability. The defensible statement is therefore narrower than a rank list.</w:t>
       </w:r>
     </w:p>
     <w:p>
@@ -5457,7 +5464,7 @@
           <w:i w:val="0"/>
           <w:sz w:val="24"/>
         </w:rPr>
-        <w:t>The shape of each metal's contribution is shown in Figure 5. Selenium was the only one to rise monotonically across essentially its whole range, moving from −0.039 in the lowest bin, crossing zero at approximately 198 µg/L and reaching 0.235 in the highest, the largest positive contribution of any metal. Cadmium was U-shaped, contributing positively at both the lowest (0.050) and highest (0.104) concentrations with a trough of −0.049 between. Lead ran opposite to the conventional expectation, contributing positively only up to about 1.7 µg/dL and then declining to −0.151 in the highest bin. Mercury declined similarly, and manganese was flat throughout, every binned mean falling between −0.026 and 0.043.</w:t>
+        <w:t>The shape of each metal's contribution is shown in Figure 5, as the mean SHAP value within twelve equal-count bins of the exposure: lead was falling, from 0.036 in the lowest bin to −0.070 in the highest (range −0.070 to 0.036); cadmium was U-shaped, from 0.048 in the lowest bin to 0.055 in the highest (range −0.033 to 0.055); mercury was falling, from 0.043 in the lowest bin to −0.006 in the highest (range −0.052 to 0.043); selenium was rising, from 0.017 in the lowest bin to 0.214 in the highest (range −0.024 to 0.214); manganese was irregular, from 0.019 in the lowest bin to −0.018 in the highest (range −0.018 to 0.019). These are contributions to the predicted log-odds within one fitted model, adjusted for everything else the model contains. No binned mean for any metal exceeded 0.214 in absolute value, against mean absolute contributions of 1.047 and 0.938 for the two leading predictors.</w:t>
       </w:r>
     </w:p>
     <w:p>
@@ -5473,7 +5480,7 @@
           <w:i w:val="0"/>
           <w:sz w:val="24"/>
         </w:rPr>
-        <w:t>The inverse gradient for lead deserves emphasis rather than quiet omission, because it runs against the hypothesis that motivated the analysis. In a cross-sectional model adjusted for body mass index, age and socioeconomic position, higher blood lead was associated with a lower predicted probability of metabolic syndrome. This is an associational pattern within one fitted model, not an estimate of a causal effect; residual confounding by smoking, which raises blood cadmium and lead while being associated with lower body mass index, is one plausible explanation among several, and adiposity-related dilution of blood metal concentrations is another. Disentangling these is what the Mendelian randomization component is designed to do, and the direction observed here should be read as a question posed to that analysis rather than an answer from this one.</w:t>
+        <w:t>The lower predicted risk at the highest blood lead concentrations deserves emphasis rather than quiet omission, because it runs against the hypothesis that motivated the analysis. It is an associational pattern within one model, not an estimate of a causal effect. Residual confounding by smoking, which raises blood lead and cadmium and is associated with lower body mass index, is one plausible explanation, and dilution of blood metal concentrations with greater body size is another. Separating these is what the Mendelian randomization component is designed to do, and the direction observed here is a question posed to that analysis rather than an answer from this one.</w:t>
       </w:r>
     </w:p>
     <w:p>
@@ -5485,7 +5492,7 @@
       <w:r>
         <w:drawing>
           <wp:inline xmlns:a="http://schemas.openxmlformats.org/drawingml/2006/main" xmlns:pic="http://schemas.openxmlformats.org/drawingml/2006/picture">
-            <wp:extent cx="5212080" cy="4951039"/>
+            <wp:extent cx="5212080" cy="4797001"/>
             <wp:docPr id="3" name="Picture 3"/>
             <wp:cNvGraphicFramePr>
               <a:graphicFrameLocks noChangeAspect="1"/>
@@ -5506,7 +5513,7 @@
                   <pic:spPr>
                     <a:xfrm>
                       <a:off x="0" y="0"/>
-                      <a:ext cx="5212080" cy="4951039"/>
+                      <a:ext cx="5212080" cy="4797001"/>
                     </a:xfrm>
                     <a:prstGeom prst="rect"/>
                   </pic:spPr>
@@ -5575,7 +5582,7 @@
           <w:i w:val="0"/>
           <w:sz w:val="20"/>
         </w:rPr>
-        <w:t xml:space="preserve"> Permutation-importance rank of the fifteen highest-ranked predictors in each of the four leading models, fitted independently. A predictor whose row is uniform is important as a property of the data; one whose row varies is important as a property of a particular fitted model. Abbreviations as in Figure 3, plus Blood Mn, blood manganese (µg/L); Active transport, minutes walking/biking for transportation.</w:t>
+        <w:t xml:space="preserve"> Permutation-importance rank of the fifteen highest-ranked predictors in each of the four highest-AUROC models, fitted independently. A predictor whose row is uniform is important as a property of the data; one whose row varies is important as a property of a particular fitted model. Abbreviations as in Figure 3, plus Blood Hg, blood mercury, total (µg/L); Blood Mn, blood manganese (µg/L); Drank past 12 mo, drank alcohol in past 12 months.</w:t>
       </w:r>
     </w:p>
     <w:p>
@@ -5641,7 +5648,7 @@
           <w:i w:val="0"/>
           <w:sz w:val="20"/>
         </w:rPr>
-        <w:t>SHAP dependence for the five blood metals in the CatBoost model on the held-out test partition. Each grey point is one participant; the orange line joins mean SHAP values within duodeciles of the exposure distribution, and the dashed line at zero marks no contribution to the predicted log-odds. Axes are truncated at the 1st and 98th percentiles. Selenium and manganese are based on the 1,309 test participants from cycles in which those analytes were assayed. Abbreviations as in Figure 3.</w:t>
+        <w:t>SHAP dependence for the five blood metals in the CatBoost model on the held-out test partition. Each grey point is one participant; the orange line joins mean SHAP values within twelve equal-count bins of the exposure, and the dashed line at zero marks no contribution to the predicted log-odds. Axes are truncated at the 1st and 98th percentiles. Selenium and manganese are based on the 1,303 test participants from cycles in which those analytes were assayed. Abbreviations as in Figure 3.</w:t>
       </w:r>
     </w:p>
     <w:p>
@@ -5656,7 +5663,7 @@
           <w:i w:val="0"/>
           <w:sz w:val="25"/>
         </w:rPr>
-        <w:t>5. Subgroup performance and sensitivity analyses</w:t>
+        <w:t>5. Incremental value, subgroups and sensitivity analyses</w:t>
       </w:r>
     </w:p>
     <w:p>
@@ -5672,7 +5679,7 @@
           <w:i w:val="0"/>
           <w:sz w:val="24"/>
         </w:rPr>
-        <w:t>Discrimination was stable across sex and race/ethnicity but deteriorated markedly with age (Table S6, Figure S5). Against an overall test-set AUROC of 0.857 (0.840–0.872), the oldest tertile reached 0.741 (0.701–0.783), an interval lying entirely below that of the youngest tertile (0.861, 0.834–0.888). Within a single age tertile the range of age is compressed to about two decades, so the model's second most important predictor can no longer separate participants within that stratum, and a prevalence of 72.7% leaves few negatives to rank against. Calibration behaved differently: only the middle tertile departed detectably from ideal on both statistics (slope 1.19, 1.018–1.388; observed-to-expected 0.902, 0.845–0.964), with women showing a smaller over-prediction (0.943, 0.900–0.993); in the oldest tertile predicted risk was accurate in aggregate (1.011, 0.971–1.052). These are descriptive screens over 22 intervals without multiplicity adjustment. The model is therefore least useful for ranking precisely the group with the highest absolute burden, while still stating that group's average risk correctly.</w:t>
+        <w:t>Table S8 tests directly what the metals add. Refitting CatBoost with its tuned settings but without the five metals changed test-set AUROC from 0.853 to 0.853, a difference of −0.0001 (95% CI −0.0028 to 0.0028; p = 0.951); keeping lead as the only metal gave 0.853, −0.0004 (95% CI −0.0031 to 0.0023; p = 0.778). Removing body mass index instead gave 0.774, −0.0796 (95% CI −0.0949 to −0.0641; p &lt; 0.001), and a logistic regression on age and body mass index alone reached 0.835, −0.0186 (95% CI −0.0263 to −0.0113; p &lt; 0.001). On this test set the metals' contribution to discrimination is not distinguishable from zero. Their importance ranks describe attribution within a fitted model, not predictive value that would be lost without them.</w:t>
       </w:r>
     </w:p>
     <w:p>
@@ -5688,7 +5695,39 @@
           <w:i w:val="0"/>
           <w:sz w:val="24"/>
         </w:rPr>
-        <w:t>Results of the four prespecified sensitivity analyses are given in Table S7. Adding physician-diagnosed diabetes raised cross-validated discrimination by 0.0099 to 0.0128 AUROC units, as expected for a variable partly downstream of the glucose component. Replacing SMOTENC with class weighting changed discrimination by at most 0.0010 units, confirming that the imbalance strategy is immaterial at this near-balanced prevalence. Substituting the measured-value-only outcome definition lowered discrimination by 0.0289 to 0.0338 units, the largest effect of the four. The metal-panel analysis produced the most consequential result: restricting the panel to blood lead alone and discarding cadmium, mercury, selenium and manganese changed discrimination by between +0.0002 and +0.0011 units (marginally upward in all three models, not downward). Deltas this small sit within run-to-run variability of the cross-validation and carry no confidence intervals, so this is an absence of detectable contribution rather than a demonstration of exactly zero. The four additional metals add nothing measurable to discrimination: the ranking positions they occupy reflect within-model attribution, not predictive value that would be lost by removing them. No arm removed lead itself, so its own incremental contribution was not tested by this design.</w:t>
+        <w:t>Against an overall test-set AUROC of 0.853 (0.837–0.869), subgroup AUROC ranged from 0.780 in the age band &gt; 59 y (0.740–0.816) to 0.877 in Other/Multi-racial (0.834–0.915; Table S6, Figure S5); the interval for the age band 41–59 y and the age band &gt; 59 y lay entirely below the overall interval. Within an age band the range of age is compressed, so the model's second most important predictor separates participants less well there; prevalence across the age bands ran from 22.9% to 70.7%. Calibration departed detectably from ideal (slope or observed-to-expected ratio interval excluding 1) in women. These are descriptive screens over 22 intervals without multiplicity adjustment.</w:t>
+      </w:r>
+    </w:p>
+    <w:p>
+      <w:pPr>
+        <w:spacing w:after="0"/>
+        <w:ind w:firstLine="432"/>
+        <w:jc w:val="both"/>
+      </w:pPr>
+      <w:r>
+        <w:rPr>
+          <w:rFonts w:ascii="Times New Roman" w:hAnsi="Times New Roman" w:cs="Times New Roman" w:eastAsia="Times New Roman"/>
+          <w:b w:val="0"/>
+          <w:i w:val="0"/>
+          <w:sz w:val="24"/>
+        </w:rPr>
+        <w:t>In temporal validation (Table S10), CatBoost re-tuned and developed on the 2007–2014 cycles (n = 7,786) reached an AUROC of 0.833 (0.819–0.846) on the 2015–2018 cycles (n = 3,093), against 0.853 for the random split. Its calibration slope was 1.06 and its calibration-in-the-large −0.008, with an observed-to-expected ratio of 0.997.</w:t>
+      </w:r>
+    </w:p>
+    <w:p>
+      <w:pPr>
+        <w:spacing w:after="0"/>
+        <w:ind w:firstLine="432"/>
+        <w:jc w:val="both"/>
+      </w:pPr>
+      <w:r>
+        <w:rPr>
+          <w:rFonts w:ascii="Times New Roman" w:hAnsi="Times New Roman" w:cs="Times New Roman" w:eastAsia="Times New Roman"/>
+          <w:b w:val="0"/>
+          <w:i w:val="0"/>
+          <w:sz w:val="24"/>
+        </w:rPr>
+        <w:t>Sensitivity analyses are given in Table S7 (cross-validated AUROC on the training partition, CatBoost, LightGBM and XGBoost at their tuned settings). Adding physician-diagnosed diabetes changed discrimination by 0.0095 to 0.0112 AUROC units, as expected for a variable partly downstream of the glucose component. Replacing SMOTENC with class weighting changed it by −0.0013 to −0.0003. The measured-value-only outcome changed it by −0.0374 to −0.0356, dropping the lipid-medication clause by −0.0057 to −0.0047 (prevalence 40.1% instead of 46.7%), and using only the first blood-pressure reading by −0.0002 to 0.0019. Restricting the metal panel to lead changed it by −0.0010 to 0.0002. Differences of a few thousandths sit within the fold-to-fold variability shown in Table S9.</w:t>
       </w:r>
     </w:p>
     <w:sectPr>

--- a/01_Manuscript/02_Results_AI.docx
+++ b/01_Manuscript/02_Results_AI.docx
@@ -850,7 +850,7 @@
                 <w:i w:val="0"/>
                 <w:sz w:val="18"/>
               </w:rPr>
-              <w:t>193.07 (191.63–194.53)</w:t>
+              <w:t>193.07 (191.62–194.53)</w:t>
             </w:r>
           </w:p>
         </w:tc>
@@ -877,7 +877,7 @@
                 <w:i w:val="0"/>
                 <w:sz w:val="18"/>
               </w:rPr>
-              <w:t>195.10 (192.66–197.57)</w:t>
+              <w:t>195.10 (192.64–197.59)</w:t>
             </w:r>
           </w:p>
         </w:tc>
@@ -904,7 +904,7 @@
                 <w:i w:val="0"/>
                 <w:sz w:val="18"/>
               </w:rPr>
-              <w:t>0.069</w:t>
+              <w:t>0.070</w:t>
             </w:r>
           </w:p>
         </w:tc>
@@ -1017,7 +1017,7 @@
                 <w:i w:val="0"/>
                 <w:sz w:val="18"/>
               </w:rPr>
-              <w:t>0.034</w:t>
+              <w:t>0.035</w:t>
             </w:r>
           </w:p>
         </w:tc>
@@ -2729,7 +2729,7 @@
           <w:i w:val="0"/>
           <w:sz w:val="18"/>
         </w:rPr>
-        <w:t>MetS, metabolic syndrome. Unweighted group sizes: no MetS n = 5,800; MetS n = 5,079. †Geometric mean. Selenium and manganese were assayed only from the 2011–2012 cycle onward, so both are based on n = 3,347 without and n = 2,961 with metabolic syndrome. p-values for continuous variables are design-based t tests of the domain difference (on the log scale for the metals; 94 degrees of freedom, 184 primary sampling units minus 90 strata); for categorical variables they are design-adjusted Wald F tests.</w:t>
+        <w:t>MetS, metabolic syndrome. Unweighted group sizes: no MetS n = 5,800; MetS n = 5,079. †Geometric mean. Selenium and manganese were assayed only from the 2011–2012 cycle onward, so both are based on n = 3,347 without and n = 2,961 with metabolic syndrome. p-values for continuous variables are design-based t tests of the domain difference (on the log scale for the metals), with degrees of freedom equal to primary sampling units minus strata among participants measured: 94 for most rows and 62 for selenium and manganese; for categorical variables they are design-adjusted Wald F tests.</w:t>
       </w:r>
     </w:p>
     <w:p>
@@ -5335,7 +5335,7 @@
           <w:i w:val="0"/>
           <w:sz w:val="24"/>
         </w:rPr>
-        <w:t>The two methods agreed only moderately below the top of the ranking (Spearman ρ = 0.67 across 32 predictors; Figure 4A). Disagreement of this kind is expected: mean absolute SHAP measures how far a predictor moves individual predictions, whereas permutation importance measures how much ranking performance degrades when that predictor is scrambled, so a predictor that correlated predictors can substitute for scores well on the first and poorly on the second. Missing-value indicators for income-to-poverty ratio: also carried SHAP weight of at least 0.01; these describe questionnaire structure rather than biology and are kept out of the predictor ranking.</w:t>
+        <w:t>The two methods agreed only moderately below the top of the ranking (Spearman ρ = 0.67 across 32 predictors; Figure 4A). Disagreement of this kind is expected: mean absolute SHAP measures how far a predictor moves individual predictions, whereas permutation importance measures how much ranking performance degrades when that predictor is scrambled, so a predictor that correlated predictors can substitute for scores well on the first and poorly on the second. The missing-value indicator for income-to-poverty ratio also carried SHAP weight of at least 0.01; such indicators describe questionnaire structure rather than biology and are kept out of the predictor ranking.</w:t>
       </w:r>
     </w:p>
     <w:p>
@@ -5401,7 +5401,7 @@
           <w:i w:val="0"/>
           <w:sz w:val="20"/>
         </w:rPr>
-        <w:t>SHAP summary plot for the CatBoost model on the held-out test partition, showing the 18 highest-ranked features. Each point is one participant; horizontal position is that feature's contribution to that participant's predicted log-odds of metabolic syndrome, and color encodes the feature's value from low (blue) to high (orange). Abbreviations: BMI, body mass index (kg/m²); Vigorous rec. PA, vigorous recreational activity; Resting pulse, resting pulse (60 sec); Diet quality, self-rated diet quality (1=excellent...5=poor); Eth: NH Black, race/ethnicity: Non-Hispanic Black; Drinks/drinking day, avg. drinks per drinking day (past 12 mo; Smoking intensity, current smoking intensity (0=none, 1=some days, 2=every day); Eth: Other/Multi, race/ethnicity: Other/Multi-Racial; Active transport, minutes walking/biking for transportation; Blood Cd, blood cadmium (µg/L); Blood Se, blood selenium (µg/L); Exam season, exam month: May-Oct (vs. Nov-Apr); Blood Pb, blood lead (µg/dL).</w:t>
+        <w:t>SHAP summary plot for the CatBoost model on the held-out test partition, showing the 18 highest-ranked features. Each point is one participant; horizontal position is that feature's contribution to that participant's predicted log-odds of metabolic syndrome, and color encodes the feature's value from low (blue) to high (orange). Abbreviations: BMI, body mass index (kg/m²); Vigorous rec. PA, vigorous recreational activity; Resting pulse, resting pulse (60 sec); Diet quality, self-rated diet quality (1=excellent...5=poor); Eth: NH Black, race/ethnicity: Non-Hispanic Black; Drinks/drinking day, avg. drinks per drinking day (past 12 mo, 0 for non-drinkers); Smoking intensity, current smoking intensity (0=none, 1=some days, 2=every day); Eth: Other/Multi, race/ethnicity: Other/Multi-Racial; Active transport, minutes walking/biking for transportation; Blood Cd, blood cadmium (µg/L); Blood Se, blood selenium (µg/L); Exam season, exam month: May-Oct (vs. Nov-Apr); Blood Pb, blood lead (µg/dL).</w:t>
       </w:r>
     </w:p>
     <w:p>
@@ -5464,7 +5464,7 @@
           <w:i w:val="0"/>
           <w:sz w:val="24"/>
         </w:rPr>
-        <w:t>The shape of each metal's contribution is shown in Figure 5, as the mean SHAP value within twelve equal-count bins of the exposure: lead was falling, from 0.036 in the lowest bin to −0.070 in the highest (range −0.070 to 0.036); cadmium was U-shaped, from 0.048 in the lowest bin to 0.055 in the highest (range −0.033 to 0.055); mercury was falling, from 0.043 in the lowest bin to −0.006 in the highest (range −0.052 to 0.043); selenium was rising, from 0.017 in the lowest bin to 0.214 in the highest (range −0.024 to 0.214); manganese was irregular, from 0.019 in the lowest bin to −0.018 in the highest (range −0.018 to 0.019). These are contributions to the predicted log-odds within one fitted model, adjusted for everything else the model contains. No binned mean for any metal exceeded 0.214 in absolute value, against mean absolute contributions of 1.047 and 0.938 for the two leading predictors.</w:t>
+        <w:t>The shape of each metal's contribution is shown in Figure 5, as the mean SHAP value within twelve equal-count bins of the exposure: lead was falling, from 0.036 in the lowest bin to −0.070 in the highest (range −0.070 to 0.036); cadmium was U-shaped, from 0.048 in the lowest bin to 0.055 in the highest (range −0.033 to 0.055); mercury was falling, from 0.043 in the lowest bin to −0.006 in the highest (range −0.052 to 0.043); selenium was flat apart from a rise in the highest bin, from 0.017 in the lowest bin to 0.214 in the highest (range −0.024 to 0.214); manganese was irregular, from 0.019 in the lowest bin to −0.018 in the highest (range −0.018 to 0.019). These are contributions to the predicted log-odds within one fitted model, adjusted for everything else the model contains. No binned mean for any metal exceeded 0.214 in absolute value, against mean absolute contributions of 1.047 and 0.938 for the two leading predictors.</w:t>
       </w:r>
     </w:p>
     <w:p>
@@ -5582,7 +5582,7 @@
           <w:i w:val="0"/>
           <w:sz w:val="20"/>
         </w:rPr>
-        <w:t xml:space="preserve"> Permutation-importance rank of the fifteen highest-ranked predictors in each of the four highest-AUROC models, fitted independently. A predictor whose row is uniform is important as a property of the data; one whose row varies is important as a property of a particular fitted model. Abbreviations as in Figure 3, plus Blood Hg, blood mercury, total (µg/L); Blood Mn, blood manganese (µg/L); Drank past 12 mo, drank alcohol in past 12 months.</w:t>
+        <w:t xml:space="preserve"> Permutation-importance rank of the fifteen highest-ranked predictors in each of the four highest-AUROC models, fitted independently. A predictor whose row is uniform is important as a property of the data; one whose row varies is important as a property of a particular fitted model. Abbreviations as in Figure 3, plus Blood Mn, blood manganese (µg/L); Blood Hg, blood mercury, total (µg/L); Drank past 12 mo, drank alcohol in past 12 months.</w:t>
       </w:r>
     </w:p>
     <w:p>
@@ -5727,7 +5727,7 @@
           <w:i w:val="0"/>
           <w:sz w:val="24"/>
         </w:rPr>
-        <w:t>Sensitivity analyses are given in Table S7 (cross-validated AUROC on the training partition, CatBoost, LightGBM and XGBoost at their tuned settings). Adding physician-diagnosed diabetes changed discrimination by 0.0095 to 0.0112 AUROC units, as expected for a variable partly downstream of the glucose component. Replacing SMOTENC with class weighting changed it by −0.0013 to −0.0003. The measured-value-only outcome changed it by −0.0374 to −0.0356, dropping the lipid-medication clause by −0.0057 to −0.0047 (prevalence 40.1% instead of 46.7%), and using only the first blood-pressure reading by −0.0002 to 0.0019. Restricting the metal panel to lead changed it by −0.0010 to 0.0002. Differences of a few thousandths sit within the fold-to-fold variability shown in Table S9.</w:t>
+        <w:t>Sensitivity analyses are given in Table S7 (cross-validated AUROC on the training partition, CatBoost, LightGBM and XGBoost at their tuned settings). Adding physician-diagnosed diabetes changed discrimination by 0.0095 to 0.0112 AUROC units, as expected for a variable partly downstream of the glucose component. Replacing SMOTENC with class weighting changed it by −0.0013 to −0.0003. The measured-value-only outcome changed it by −0.0374 to −0.0356, dropping the lipid-medication clause by −0.0057 to −0.0047 (training-partition prevalence 40.1% instead of 46.7%), and using only the first blood-pressure reading by −0.0002 to 0.0019. Restricting the metal panel to lead changed it by −0.0010 to 0.0002. Differences of a few thousandths sit within the fold-to-fold variability shown in Table S9.</w:t>
       </w:r>
     </w:p>
     <w:sectPr>
